--- a/docs/qs_framework_Memo.docx
+++ b/docs/qs_framework_Memo.docx
@@ -1111,6 +1111,21 @@
           <w:szCs w:val="17"/>
         </w:rPr>
         <w:t xml:space="preserve">  tests/                the five checks</w:t>
+      </w:r>
+    </w:p>
+    <w:p>
+      <w:pPr>
+        <w:shd w:fill="F2F2F2" w:val="clear"/>
+        <w:spacing w:after="0" w:before="0" w:line="228"/>
+        <w:ind w:left="240"/>
+      </w:pPr>
+      <w:r>
+        <w:rPr>
+          <w:rFonts w:ascii="Consolas" w:cs="Consolas" w:eastAsia="Consolas" w:hAnsi="Consolas"/>
+          <w:sz w:val="17"/>
+          <w:szCs w:val="17"/>
+        </w:rPr>
+        <w:t xml:space="preserve">  docs/                 CODES.md, this memo, the examples sheet</w:t>
       </w:r>
     </w:p>
     <w:p>
@@ -3734,7 +3749,7 @@
           <w:sz w:val="21"/>
           <w:szCs w:val="21"/>
         </w:rPr>
-        <w:t xml:space="preserve">A "gate" is a check that runs before the expensive work and refuses to be quiet about a problem. There are three, and each one exists because its absence has already cost this project a complete sweep.</w:t>
+        <w:t xml:space="preserve">A "gate" is a check that runs before the expensive work and refuses to be quiet about a problem. There are five. The first three exist because their absence had already cost this project a complete sweep; the fourth was added after a study written for one case was pointed at another whose operating point sat 26 sigma outside its own swept box.</w:t>
       </w:r>
     </w:p>
     <w:p>
@@ -3908,6 +3923,124 @@
           <w:szCs w:val="21"/>
         </w:rPr>
         <w:t xml:space="preserve">The temperature rise at which the panel buckles follows from a generalised eigenvalue problem between the elastic and thermal stiffness matrices. For this ROM it is 5.65 K. The gate reports it alongside the study’s temperature range and warns if most of the range sits below it, which would mean most of the sweep is spent on a flat, unbuckled panel. It also prints the first natural frequency (260.0 Hz for the unloaded ROM) next to the measured installed value of 263.67 Hz, as a sanity check that the structural model is the one you think it is.</w:t>
+      </w:r>
+    </w:p>
+    <w:p>
+      <w:pPr>
+        <w:pStyle w:val="Heading2"/>
+        <w:spacing w:after="70" w:before="170"/>
+      </w:pPr>
+      <w:r>
+        <w:rPr>
+          <w:rFonts w:ascii="Calibri" w:cs="Calibri" w:eastAsia="Calibri" w:hAnsi="Calibri"/>
+          <w:b/>
+          <w:bCs/>
+          <w:color w:val="2E5496"/>
+          <w:sz w:val="23"/>
+          <w:szCs w:val="23"/>
+        </w:rPr>
+        <w:t xml:space="preserve">7.4 Gate 4 - does the swept box contain the operating point?</w:t>
+      </w:r>
+    </w:p>
+    <w:p>
+      <w:pPr>
+        <w:spacing w:after="90" w:line="252"/>
+      </w:pPr>
+      <w:r>
+        <w:rPr>
+          <w:rFonts w:ascii="Calibri" w:cs="Calibri" w:eastAsia="Calibri" w:hAnsi="Calibri"/>
+          <w:sz w:val="21"/>
+          <w:szCs w:val="21"/>
+        </w:rPr>
+        <w:t xml:space="preserve">The sweep exists to answer one question: which regime is the experiment in, and how far away is the boundary in units of measurement error. If the measured operating point is not inside the box being swept, the sweep cannot answer that however well it runs.</w:t>
+      </w:r>
+    </w:p>
+    <w:p>
+      <w:pPr>
+        <w:spacing w:after="90" w:line="252"/>
+      </w:pPr>
+      <w:r>
+        <w:rPr>
+          <w:rFonts w:ascii="Calibri" w:cs="Calibri" w:eastAsia="Calibri" w:hAnsi="Calibri"/>
+          <w:sz w:val="21"/>
+          <w:szCs w:val="21"/>
+        </w:rPr>
+        <w:t xml:space="preserve">This is the cheapest check in the file and it catches the most expensive mistake. Case 3 runs with the wedge installed, so its cavity pressure is 68.9 kPa while cases 1 and 2 sit near 50.4 kPa. Pointing the cases-1-and-2 study at case 3 would have run 650 points roughly 14 kPa away from the condition the experiment was at. The gate reports it as "p_c nominal 68.878 kPa is ABOVE the swept range by 13.878 kPa = 26 sigma".</w:t>
+      </w:r>
+    </w:p>
+    <w:p>
+      <w:pPr>
+        <w:spacing w:after="90" w:line="252"/>
+      </w:pPr>
+      <w:r>
+        <w:rPr>
+          <w:rFonts w:ascii="Calibri" w:cs="Calibri" w:eastAsia="Calibri" w:hAnsi="Calibri"/>
+          <w:sz w:val="21"/>
+          <w:szCs w:val="21"/>
+        </w:rPr>
+        <w:t xml:space="preserve">Beyond simply being inside, the gate asks for margin -- and the two parameters are treated differently on purpose. For p_c, sigma is about 0.5 kPa and the regime was observed to flip WITHIN that uncertainty, so sigma is the right yardstick and three of them is cheap: </w:t>
+      </w:r>
+      <w:r>
+        <w:rPr>
+          <w:rFonts w:ascii="Consolas" w:cs="Consolas" w:eastAsia="Consolas" w:hAnsi="Consolas"/>
+          <w:sz w:val="18"/>
+          <w:szCs w:val="18"/>
+        </w:rPr>
+        <w:t xml:space="preserve">preflight.pc_margin_sigma</w:t>
+      </w:r>
+      <w:r>
+        <w:rPr>
+          <w:rFonts w:ascii="Calibri" w:cs="Calibri" w:eastAsia="Calibri" w:hAnsi="Calibri"/>
+          <w:sz w:val="21"/>
+          <w:szCs w:val="21"/>
+        </w:rPr>
+        <w:t xml:space="preserve"> defaults to 3. For dT, sigma is about 3.4 K because it comes from two independent thermocouple errors, while the LCO onset is narrow and sits mid-box -- for case 1 it lies between 12.76 K, which oscillates, and 14.74 K, which does not. A sigma-based margin there has no physical content, so </w:t>
+      </w:r>
+      <w:r>
+        <w:rPr>
+          <w:rFonts w:ascii="Consolas" w:cs="Consolas" w:eastAsia="Consolas" w:hAnsi="Consolas"/>
+          <w:sz w:val="18"/>
+          <w:szCs w:val="18"/>
+        </w:rPr>
+        <w:t xml:space="preserve">dT_margin_sigma</w:t>
+      </w:r>
+      <w:r>
+        <w:rPr>
+          <w:rFonts w:ascii="Calibri" w:cs="Calibri" w:eastAsia="Calibri" w:hAnsi="Calibri"/>
+          <w:sz w:val="21"/>
+          <w:szCs w:val="21"/>
+        </w:rPr>
+        <w:t xml:space="preserve"> defaults to 0, meaning off. Both are settings, so a study that genuinely needs the check can switch it on rather than arguing with a hardcoded number.</w:t>
+      </w:r>
+    </w:p>
+    <w:p>
+      <w:pPr>
+        <w:pStyle w:val="Heading2"/>
+        <w:spacing w:after="70" w:before="170"/>
+      </w:pPr>
+      <w:r>
+        <w:rPr>
+          <w:rFonts w:ascii="Calibri" w:cs="Calibri" w:eastAsia="Calibri" w:hAnsi="Calibri"/>
+          <w:b/>
+          <w:bCs/>
+          <w:color w:val="2E5496"/>
+          <w:sz w:val="23"/>
+          <w:szCs w:val="23"/>
+        </w:rPr>
+        <w:t xml:space="preserve">7.5 Gate 5 - is piston theory usable across the whole panel?</w:t>
+      </w:r>
+    </w:p>
+    <w:p>
+      <w:pPr>
+        <w:spacing w:after="90" w:line="252"/>
+      </w:pPr>
+      <w:r>
+        <w:rPr>
+          <w:rFonts w:ascii="Calibri" w:cs="Calibri" w:eastAsia="Calibri" w:hAnsi="Calibri"/>
+          <w:sz w:val="21"/>
+          <w:szCs w:val="21"/>
+        </w:rPr>
+        <w:t xml:space="preserve">The first Van Dyke coefficient is c1 = M / sqrt(M^2 - 1), which is singular at M = 1. A boundary-layer-edge Mach number at or below 1 anywhere on the panel makes the coefficients complex or enormous, and nothing downstream would tell you -- the run simply produces nonsense. The gate reports the minimum edge Mach and objects below 1.05. For the heated case 3, with its shock footprint, the minimum is 1.41, which is comfortable.</w:t>
       </w:r>
     </w:p>
     <w:p>
@@ -4340,7 +4473,7 @@
                 <w:sz w:val="19"/>
                 <w:szCs w:val="19"/>
               </w:rPr>
-              <w:t xml:space="preserve">A number that used to be hardcoded is now being read from the wrong place. This is the test that matters most.</w:t>
+              <w:t xml:space="preserve">A number that used to be hardcoded is now being read from the wrong place — OR the point sits near a boundary and the two runs separated. t03b tells you which.</w:t>
             </w:r>
           </w:p>
         </w:tc>
@@ -4597,7 +4730,33 @@
           <w:sz w:val="21"/>
           <w:szCs w:val="21"/>
         </w:rPr>
-        <w:t xml:space="preserve">The seven physics files moved across unchanged. Therefore, if the configuration plumbing did not alter a single number, re-running an old grid point through the new code must reproduce the old answer — not approximately, but to round-off. t03 takes three points spread across the response, re-runs them, and requires amplitude, frequency, peak deflections and both measurement RMSEs to agree to one part in a million. Anything else points at a specific number in a specific file.</w:t>
+        <w:t xml:space="preserve">The seven physics files moved across unchanged. Therefore, if the configuration plumbing did not alter a single number, re-running an old grid point through the new code must reproduce the old answer — not approximately, but to round-off. t03 re-runs points spread across the response and requires amplitude, frequency, peak deflections and both measurement RMSEs to agree to one part in a million.</w:t>
+      </w:r>
+    </w:p>
+    <w:p>
+      <w:pPr>
+        <w:spacing w:after="90" w:line="252"/>
+      </w:pPr>
+      <w:r>
+        <w:rPr>
+          <w:rFonts w:ascii="Calibri" w:cs="Calibri" w:eastAsia="Calibri" w:hAnsi="Calibri"/>
+          <w:sz w:val="21"/>
+          <w:szCs w:val="21"/>
+        </w:rPr>
+        <w:t xml:space="preserve">Two things make a naive comparison useless, and both are handled explicitly. First, most of the map is a panel sitting still, where the amplitude is around 1e-10 panel thicknesses and the peak deflection is 1e-8 mm. Asking two numbers of that size to agree to one part in a million is asking roundoff to be reproducible, which it is not; each metric therefore has an absolute floor below which the values are reported as negligible rather than compared. Second, the dominant frequency is the argmax of a spectrum, so in a record with no oscillation it is the argmax of noise and can land anywhere — it is compared only when the motion is large enough for a frequency to mean something.</w:t>
+      </w:r>
+    </w:p>
+    <w:p>
+      <w:pPr>
+        <w:spacing w:after="90" w:line="252"/>
+      </w:pPr>
+      <w:r>
+        <w:rPr>
+          <w:rFonts w:ascii="Calibri" w:cs="Calibri" w:eastAsia="Calibri" w:hAnsi="Calibri"/>
+          <w:sz w:val="21"/>
+          <w:szCs w:val="21"/>
+        </w:rPr>
+        <w:t xml:space="preserve">A point that genuinely differs is still not automatically a bug. It may sit near a regime boundary, where two runs that began identically separate later because the integrator took a slightly different path — a different MATLAB release is enough. Summary numbers cannot tell those two causes apart, so a second diagnostic exists for exactly this.</w:t>
       </w:r>
     </w:p>
     <w:p>
@@ -4614,309 +4773,41 @@
           <w:sz w:val="23"/>
           <w:szCs w:val="23"/>
         </w:rPr>
-        <w:t xml:space="preserve">8.2 What t05 is testing against</w:t>
+        <w:t xml:space="preserve">8.1a  t03b: attributing a difference</w:t>
       </w:r>
     </w:p>
     <w:p>
       <w:pPr>
         <w:spacing w:after="90" w:line="252"/>
       </w:pPr>
-      <w:r>
-        <w:rPr>
-          <w:rFonts w:ascii="Calibri" w:cs="Calibri" w:eastAsia="Calibri" w:hAnsi="Calibri"/>
-          <w:sz w:val="21"/>
-          <w:szCs w:val="21"/>
-        </w:rPr>
-        <w:t xml:space="preserve">Six synthetic signals with known answers: a tiny oscillation (must read as static), a pure tone (must read as a limit cycle at the right frequency), a sum of ten incommensurate tones (must read as broadband), a tone that decays to nothing at 4 seconds (must report a transition near 4 seconds — and the first 3 seconds of the same signal must NOT report one, which is the false-positive guard), an exponentially growing tone (divergent), and an amplitude sitting just above the static threshold (must be flagged as borderline).</w:t>
-      </w:r>
-    </w:p>
-    <w:p>
-      <w:pPr>
-        <w:spacing w:after="90" w:line="252"/>
-      </w:pPr>
-      <w:r>
-        <w:rPr>
-          <w:rFonts w:ascii="Calibri" w:cs="Calibri" w:eastAsia="Calibri" w:hAnsi="Calibri"/>
-          <w:sz w:val="21"/>
-          <w:szCs w:val="21"/>
-        </w:rPr>
-        <w:t xml:space="preserve">The fourth is the case-1 behaviour in miniature: a point that looks like a limit cycle for three seconds and is actually on its way to rest. That is the failure mode the window machinery exists to catch.</w:t>
-      </w:r>
-    </w:p>
-    <w:p>
-      <w:pPr>
-        <w:pStyle w:val="Heading1"/>
-        <w:spacing w:after="110" w:before="240"/>
-      </w:pPr>
-      <w:r>
-        <w:rPr>
-          <w:rFonts w:ascii="Calibri" w:cs="Calibri" w:eastAsia="Calibri" w:hAnsi="Calibri"/>
-          <w:b/>
-          <w:bCs/>
-          <w:color w:val="1F3864"/>
-          <w:sz w:val="28"/>
-          <w:szCs w:val="28"/>
-        </w:rPr>
-        <w:t xml:space="preserve">9. Adding something new</w:t>
-      </w:r>
-    </w:p>
-    <w:p>
-      <w:pPr>
-        <w:pStyle w:val="Heading2"/>
-        <w:spacing w:after="70" w:before="170"/>
-      </w:pPr>
-      <w:r>
-        <w:rPr>
-          <w:rFonts w:ascii="Calibri" w:cs="Calibri" w:eastAsia="Calibri" w:hAnsi="Calibri"/>
-          <w:b/>
-          <w:bCs/>
-          <w:color w:val="2E5496"/>
-          <w:sz w:val="23"/>
-          <w:szCs w:val="23"/>
-        </w:rPr>
-        <w:t xml:space="preserve">9.1 A new case (new CFD or new experiment)</w:t>
-      </w:r>
-    </w:p>
-    <w:p>
-      <w:pPr>
-        <w:shd w:fill="F2F2F2" w:val="clear"/>
-        <w:spacing w:after="0" w:before="50" w:line="228"/>
-        <w:ind w:left="240"/>
-      </w:pPr>
-      <w:r>
-        <w:rPr>
-          <w:rFonts w:ascii="Consolas" w:cs="Consolas" w:eastAsia="Consolas" w:hAnsi="Consolas"/>
-          <w:sz w:val="17"/>
-          <w:szCs w:val="17"/>
-        </w:rPr>
-        <w:t xml:space="preserve">1. mkdir cases/&lt;new_case_id&gt;/{aero,ref,rom}</w:t>
-      </w:r>
-    </w:p>
-    <w:p>
-      <w:pPr>
-        <w:shd w:fill="F2F2F2" w:val="clear"/>
-        <w:spacing w:after="0" w:before="0" w:line="228"/>
-        <w:ind w:left="240"/>
-      </w:pPr>
-      <w:r>
-        <w:rPr>
-          <w:rFonts w:ascii="Consolas" w:cs="Consolas" w:eastAsia="Consolas" w:hAnsi="Consolas"/>
-          <w:sz w:val="17"/>
-          <w:szCs w:val="17"/>
-        </w:rPr>
-        <w:t xml:space="preserve">2. Drop the two Fluent exports into aero/ and the measured results into ref/.</w:t>
-      </w:r>
-    </w:p>
-    <w:p>
-      <w:pPr>
-        <w:shd w:fill="F2F2F2" w:val="clear"/>
-        <w:spacing w:after="0" w:before="0" w:line="228"/>
-        <w:ind w:left="240"/>
-      </w:pPr>
-      <w:r>
-        <w:rPr>
-          <w:rFonts w:ascii="Consolas" w:cs="Consolas" w:eastAsia="Consolas" w:hAnsi="Consolas"/>
-          <w:sz w:val="17"/>
-          <w:szCs w:val="17"/>
-        </w:rPr>
-        <w:t xml:space="preserve">3. Copy an existing case.json, edit the numbers and the two file names.</w:t>
-      </w:r>
-    </w:p>
-    <w:p>
-      <w:pPr>
-        <w:shd w:fill="F2F2F2" w:val="clear"/>
-        <w:spacing w:after="0" w:before="0" w:line="228"/>
-        <w:ind w:left="240"/>
-      </w:pPr>
-      <w:r>
-        <w:rPr>
-          <w:rFonts w:ascii="Consolas" w:cs="Consolas" w:eastAsia="Consolas" w:hAnsi="Consolas"/>
-          <w:sz w:val="17"/>
-          <w:szCs w:val="17"/>
-        </w:rPr>
-        <w:t xml:space="preserve">4. qs_build_aero('&lt;new_case_id&gt;')   and READ the implied T0 line it prints.</w:t>
-      </w:r>
-    </w:p>
-    <w:p>
-      <w:pPr>
-        <w:shd w:fill="F2F2F2" w:val="clear"/>
-        <w:spacing w:after="120" w:before="0" w:line="228"/>
-        <w:ind w:left="240"/>
-      </w:pPr>
-      <w:r>
-        <w:rPr>
-          <w:rFonts w:ascii="Consolas" w:cs="Consolas" w:eastAsia="Consolas" w:hAnsi="Consolas"/>
-          <w:sz w:val="17"/>
-          <w:szCs w:val="17"/>
-        </w:rPr>
-        <w:t xml:space="preserve">5. Done. Every existing study now works on this case.</w:t>
-      </w:r>
-    </w:p>
-    <w:p>
-      <w:pPr>
-        <w:pStyle w:val="Heading2"/>
-        <w:spacing w:after="70" w:before="170"/>
-      </w:pPr>
-      <w:r>
-        <w:rPr>
-          <w:rFonts w:ascii="Calibri" w:cs="Calibri" w:eastAsia="Calibri" w:hAnsi="Calibri"/>
-          <w:b/>
-          <w:bCs/>
-          <w:color w:val="2E5496"/>
-          <w:sz w:val="23"/>
-          <w:szCs w:val="23"/>
-        </w:rPr>
-        <w:t xml:space="preserve">9.2 A new study (new grid, duration, or thresholds)</w:t>
-      </w:r>
-    </w:p>
-    <w:p>
-      <w:pPr>
-        <w:shd w:fill="F2F2F2" w:val="clear"/>
-        <w:spacing w:after="0" w:before="50" w:line="228"/>
-        <w:ind w:left="240"/>
-      </w:pPr>
-      <w:r>
-        <w:rPr>
-          <w:rFonts w:ascii="Consolas" w:cs="Consolas" w:eastAsia="Consolas" w:hAnsi="Consolas"/>
-          <w:sz w:val="17"/>
-          <w:szCs w:val="17"/>
-        </w:rPr>
-        <w:t xml:space="preserve">1. Copy studies/sweep_coarse_v1.json to studies/&lt;new_name&gt;.json</w:t>
-      </w:r>
-    </w:p>
-    <w:p>
-      <w:pPr>
-        <w:shd w:fill="F2F2F2" w:val="clear"/>
-        <w:spacing w:after="0" w:before="0" w:line="228"/>
-        <w:ind w:left="240"/>
-      </w:pPr>
-      <w:r>
-        <w:rPr>
-          <w:rFonts w:ascii="Consolas" w:cs="Consolas" w:eastAsia="Consolas" w:hAnsi="Consolas"/>
-          <w:sz w:val="17"/>
-          <w:szCs w:val="17"/>
-        </w:rPr>
-        <w:t xml:space="preserve">2. Change study_id inside it to match the file name.</w:t>
-      </w:r>
-    </w:p>
-    <w:p>
-      <w:pPr>
-        <w:shd w:fill="F2F2F2" w:val="clear"/>
-        <w:spacing w:after="0" w:before="0" w:line="228"/>
-        <w:ind w:left="240"/>
-      </w:pPr>
-      <w:r>
-        <w:rPr>
-          <w:rFonts w:ascii="Consolas" w:cs="Consolas" w:eastAsia="Consolas" w:hAnsi="Consolas"/>
-          <w:sz w:val="17"/>
-          <w:szCs w:val="17"/>
-        </w:rPr>
-        <w:t xml:space="preserve">3. Edit whatever you are changing. Leave everything else out --</w:t>
-      </w:r>
-    </w:p>
-    <w:p>
-      <w:pPr>
-        <w:shd w:fill="F2F2F2" w:val="clear"/>
-        <w:spacing w:after="0" w:before="0" w:line="228"/>
-        <w:ind w:left="240"/>
-      </w:pPr>
-      <w:r>
-        <w:rPr>
-          <w:rFonts w:ascii="Consolas" w:cs="Consolas" w:eastAsia="Consolas" w:hAnsi="Consolas"/>
-          <w:sz w:val="17"/>
-          <w:szCs w:val="17"/>
-        </w:rPr>
-        <w:t xml:space="preserve">   anything absent is inherited from defaults.json and case.json.</w:t>
-      </w:r>
-    </w:p>
-    <w:p>
-      <w:pPr>
-        <w:shd w:fill="F2F2F2" w:val="clear"/>
-        <w:spacing w:after="120" w:before="0" w:line="228"/>
-        <w:ind w:left="240"/>
-      </w:pPr>
-      <w:r>
-        <w:rPr>
-          <w:rFonts w:ascii="Consolas" w:cs="Consolas" w:eastAsia="Consolas" w:hAnsi="Consolas"/>
-          <w:sz w:val="17"/>
-          <w:szCs w:val="17"/>
-        </w:rPr>
-        <w:t xml:space="preserve">4. qs_init_study(&lt;case&gt;, '&lt;new_name&gt;')  and run it.</w:t>
-      </w:r>
-    </w:p>
-    <w:p>
-      <w:pPr>
-        <w:spacing w:after="90" w:line="252"/>
-      </w:pPr>
-      <w:r>
-        <w:rPr>
-          <w:rFonts w:ascii="Calibri" w:cs="Calibri" w:eastAsia="Calibri" w:hAnsi="Calibri"/>
-          <w:sz w:val="21"/>
-          <w:szCs w:val="21"/>
-        </w:rPr>
-        <w:t xml:space="preserve">Version the name rather than editing a study that already has results against it: sweep_coarse_v2 instead of editing v1. Results are stored under the study name, so a new name means a clean results folder and no ambiguity about which settings produced what.</w:t>
-      </w:r>
-    </w:p>
-    <w:p>
-      <w:pPr>
-        <w:pStyle w:val="Heading2"/>
-        <w:spacing w:after="70" w:before="170"/>
-      </w:pPr>
-      <w:r>
-        <w:rPr>
-          <w:rFonts w:ascii="Calibri" w:cs="Calibri" w:eastAsia="Calibri" w:hAnsi="Calibri"/>
-          <w:b/>
-          <w:bCs/>
-          <w:color w:val="2E5496"/>
-          <w:sz w:val="23"/>
-          <w:szCs w:val="23"/>
-        </w:rPr>
-        <w:t xml:space="preserve">9.3 A genuinely new kind of run</w:t>
-      </w:r>
-    </w:p>
-    <w:p>
-      <w:pPr>
-        <w:spacing w:after="90" w:line="252"/>
-      </w:pPr>
-      <w:r>
-        <w:rPr>
-          <w:rFonts w:ascii="Calibri" w:cs="Calibri" w:eastAsia="Calibri" w:hAnsi="Calibri"/>
-          <w:sz w:val="21"/>
-          <w:szCs w:val="21"/>
-        </w:rPr>
-        <w:t xml:space="preserve">There are currently two modes, </w:t>
-      </w:r>
       <w:r>
         <w:rPr>
           <w:rFonts w:ascii="Consolas" w:cs="Consolas" w:eastAsia="Consolas" w:hAnsi="Consolas"/>
           <w:sz w:val="18"/>
           <w:szCs w:val="18"/>
         </w:rPr>
-        <w:t xml:space="preserve">"sweep"</w:t>
-      </w:r>
-      <w:r>
-        <w:rPr>
-          <w:rFonts w:ascii="Calibri" w:cs="Calibri" w:eastAsia="Calibri" w:hAnsi="Calibri"/>
-          <w:sz w:val="21"/>
-          <w:szCs w:val="21"/>
-        </w:rPr>
-        <w:t xml:space="preserve"> and </w:t>
-      </w:r>
-      <w:r>
-        <w:rPr>
-          <w:rFonts w:ascii="Consolas" w:cs="Consolas" w:eastAsia="Consolas" w:hAnsi="Consolas"/>
-          <w:sz w:val="18"/>
-          <w:szCs w:val="18"/>
-        </w:rPr>
-        <w:t xml:space="preserve">"long"</w:t>
-      </w:r>
-      <w:r>
-        <w:rPr>
-          <w:rFonts w:ascii="Calibri" w:cs="Calibri" w:eastAsia="Calibri" w:hAnsi="Calibri"/>
-          <w:sz w:val="21"/>
-          <w:szCs w:val="21"/>
-        </w:rPr>
-        <w:t xml:space="preserve">. Adding a third — an initial-condition study that runs each operating point from two different starting deflections, say — takes three small pieces and touches nothing else:</w:t>
+        <w:t xml:space="preserve">t03b_attribute(pc_kPa, dT_K)</w:t>
+      </w:r>
+      <w:r>
+        <w:rPr>
+          <w:rFonts w:ascii="Calibri" w:cs="Calibri" w:eastAsia="Calibri" w:hAnsi="Calibri"/>
+          <w:sz w:val="21"/>
+          <w:szCs w:val="21"/>
+        </w:rPr>
+        <w:t xml:space="preserve"> takes one operating point and runs it three ways: the centre-deflection history stored in the original map, the original driver code re-run now in the current MATLAB, and the new framework. It then reports when each pair of histories separates, and whether the point had even settled by the end of the run.</w:t>
+      </w:r>
+    </w:p>
+    <w:p>
+      <w:pPr>
+        <w:spacing w:after="90" w:line="252"/>
+      </w:pPr>
+      <w:r>
+        <w:rPr>
+          <w:rFonts w:ascii="Calibri" w:cs="Calibri" w:eastAsia="Calibri" w:hAnsi="Calibri"/>
+          <w:sz w:val="21"/>
+          <w:szCs w:val="21"/>
+        </w:rPr>
+        <w:t xml:space="preserve">The reading is mechanical:</w:t>
       </w:r>
     </w:p>
     <w:p>
@@ -4934,7 +4825,7 @@
           <w:sz w:val="21"/>
           <w:szCs w:val="21"/>
         </w:rPr>
-        <w:t xml:space="preserve">A function that turns the study’s settings into a point list. For the example above it would emit two rows per operating point, one with ic_tag "flat" and one with "flat_neg". Because the initial condition is part of the run name, the two rows are automatically distinct.</w:t>
+        <w:t xml:space="preserve">They separate within the first few steps — a setting differs. That is a real bug; compare case.json against the old driver line by line.</w:t>
       </w:r>
     </w:p>
     <w:p>
@@ -4952,39 +4843,7 @@
           <w:sz w:val="21"/>
           <w:szCs w:val="21"/>
         </w:rPr>
-        <w:t xml:space="preserve">One new branch in the </w:t>
-      </w:r>
-      <w:r>
-        <w:rPr>
-          <w:rFonts w:ascii="Consolas" w:cs="Consolas" w:eastAsia="Consolas" w:hAnsi="Consolas"/>
-          <w:sz w:val="18"/>
-          <w:szCs w:val="18"/>
-        </w:rPr>
-        <w:t xml:space="preserve">switch</w:t>
-      </w:r>
-      <w:r>
-        <w:rPr>
-          <w:rFonts w:ascii="Calibri" w:cs="Calibri" w:eastAsia="Calibri" w:hAnsi="Calibri"/>
-          <w:sz w:val="21"/>
-          <w:szCs w:val="21"/>
-        </w:rPr>
-        <w:t xml:space="preserve"> inside </w:t>
-      </w:r>
-      <w:r>
-        <w:rPr>
-          <w:rFonts w:ascii="Consolas" w:cs="Consolas" w:eastAsia="Consolas" w:hAnsi="Consolas"/>
-          <w:sz w:val="18"/>
-          <w:szCs w:val="18"/>
-        </w:rPr>
-        <w:t xml:space="preserve">qs_init_study</w:t>
-      </w:r>
-      <w:r>
-        <w:rPr>
-          <w:rFonts w:ascii="Calibri" w:cs="Calibri" w:eastAsia="Calibri" w:hAnsi="Calibri"/>
-          <w:sz w:val="21"/>
-          <w:szCs w:val="21"/>
-        </w:rPr>
-        <w:t xml:space="preserve"> that calls it.</w:t>
+        <w:t xml:space="preserve">They agree for a while and then diverge — same computation, sensitive point. Check the window labels: if they are still changing at the end of the run, neither answer has converged and the point was a poor regression target.</w:t>
       </w:r>
     </w:p>
     <w:p>
@@ -5002,39 +4861,24 @@
           <w:sz w:val="21"/>
           <w:szCs w:val="21"/>
         </w:rPr>
-        <w:t xml:space="preserve">A driver, </w:t>
-      </w:r>
-      <w:r>
-        <w:rPr>
-          <w:rFonts w:ascii="Consolas" w:cs="Consolas" w:eastAsia="Consolas" w:hAnsi="Consolas"/>
-          <w:sz w:val="18"/>
-          <w:szCs w:val="18"/>
-        </w:rPr>
-        <w:t xml:space="preserve">qs_run_&lt;mode&gt;.m</w:t>
-      </w:r>
-      <w:r>
-        <w:rPr>
-          <w:rFonts w:ascii="Calibri" w:cs="Calibri" w:eastAsia="Calibri" w:hAnsi="Calibri"/>
-          <w:sz w:val="21"/>
-          <w:szCs w:val="21"/>
-        </w:rPr>
-        <w:t xml:space="preserve">, that loads the list and calls </w:t>
-      </w:r>
-      <w:r>
-        <w:rPr>
-          <w:rFonts w:ascii="Consolas" w:cs="Consolas" w:eastAsia="Consolas" w:hAnsi="Consolas"/>
-          <w:sz w:val="18"/>
-          <w:szCs w:val="18"/>
-        </w:rPr>
-        <w:t xml:space="preserve">qs_run_point</w:t>
-      </w:r>
-      <w:r>
-        <w:rPr>
-          <w:rFonts w:ascii="Calibri" w:cs="Calibri" w:eastAsia="Calibri" w:hAnsi="Calibri"/>
-          <w:sz w:val="21"/>
-          <w:szCs w:val="21"/>
-        </w:rPr>
-        <w:t xml:space="preserve"> on each row — which is about twenty lines, because all the work is already done by the shared functions.</w:t>
+        <w:t xml:space="preserve">The old code re-run now agrees with the framework, but neither agrees with the stored map — the stored numbers came from a different MATLAB or machine. The framework is reproducing the old code correctly; it is the old numbers that cannot be reproduced here.</w:t>
+      </w:r>
+    </w:p>
+    <w:p>
+      <w:pPr>
+        <w:pStyle w:val="Heading2"/>
+        <w:spacing w:after="70" w:before="170"/>
+      </w:pPr>
+      <w:r>
+        <w:rPr>
+          <w:rFonts w:ascii="Calibri" w:cs="Calibri" w:eastAsia="Calibri" w:hAnsi="Calibri"/>
+          <w:b/>
+          <w:bCs/>
+          <w:color w:val="2E5496"/>
+          <w:sz w:val="23"/>
+          <w:szCs w:val="23"/>
+        </w:rPr>
+        <w:t xml:space="preserve">8.2 What t05 is testing against</w:t>
       </w:r>
     </w:p>
     <w:p>
@@ -5047,7 +4891,20 @@
           <w:sz w:val="21"/>
           <w:szCs w:val="21"/>
         </w:rPr>
-        <w:t xml:space="preserve">The integration, the measurements, the classification, the merge, the plotting and the SLURM launcher all work unchanged, because none of them know or care what produced the list of runs.</w:t>
+        <w:t xml:space="preserve">Six synthetic signals with known answers: a tiny oscillation (must read as static), a pure tone (must read as a limit cycle at the right frequency), a sum of ten incommensurate tones (must read as broadband), a tone that decays to nothing at 4 seconds (must report a transition near 4 seconds — and the first 3 seconds of the same signal must NOT report one, which is the false-positive guard), an exponentially growing tone (divergent), and an amplitude sitting just above the static threshold (must be flagged as borderline).</w:t>
+      </w:r>
+    </w:p>
+    <w:p>
+      <w:pPr>
+        <w:spacing w:after="90" w:line="252"/>
+      </w:pPr>
+      <w:r>
+        <w:rPr>
+          <w:rFonts w:ascii="Calibri" w:cs="Calibri" w:eastAsia="Calibri" w:hAnsi="Calibri"/>
+          <w:sz w:val="21"/>
+          <w:szCs w:val="21"/>
+        </w:rPr>
+        <w:t xml:space="preserve">The fourth is the case-1 behaviour in miniature: a point that looks like a limit cycle for three seconds and is actually on its way to rest. That is the failure mode the window machinery exists to catch.</w:t>
       </w:r>
     </w:p>
     <w:p>
@@ -5064,7 +4921,2387 @@
           <w:sz w:val="28"/>
           <w:szCs w:val="28"/>
         </w:rPr>
-        <w:t xml:space="preserve">10. Things worth remembering</w:t>
+        <w:t xml:space="preserve">9. Reading the numbers a run produces</w:t>
+      </w:r>
+    </w:p>
+    <w:p>
+      <w:pPr>
+        <w:spacing w:after="90" w:line="252"/>
+      </w:pPr>
+      <w:r>
+        <w:rPr>
+          <w:rFonts w:ascii="Calibri" w:cs="Calibri" w:eastAsia="Calibri" w:hAnsi="Calibri"/>
+          <w:sz w:val="21"/>
+          <w:szCs w:val="21"/>
+        </w:rPr>
+        <w:t xml:space="preserve">A results table is full of values that stand for things: </w:t>
+      </w:r>
+      <w:r>
+        <w:rPr>
+          <w:rFonts w:ascii="Consolas" w:cs="Consolas" w:eastAsia="Consolas" w:hAnsi="Consolas"/>
+          <w:sz w:val="18"/>
+          <w:szCs w:val="18"/>
+        </w:rPr>
+        <w:t xml:space="preserve">label = 3</w:t>
+      </w:r>
+      <w:r>
+        <w:rPr>
+          <w:rFonts w:ascii="Calibri" w:cs="Calibri" w:eastAsia="Calibri" w:hAnsi="Calibri"/>
+          <w:sz w:val="21"/>
+          <w:szCs w:val="21"/>
+        </w:rPr>
+        <w:t xml:space="preserve">, </w:t>
+      </w:r>
+      <w:r>
+        <w:rPr>
+          <w:rFonts w:ascii="Consolas" w:cs="Consolas" w:eastAsia="Consolas" w:hAnsi="Consolas"/>
+          <w:sz w:val="18"/>
+          <w:szCs w:val="18"/>
+        </w:rPr>
+        <w:t xml:space="preserve">level = 1</w:t>
+      </w:r>
+      <w:r>
+        <w:rPr>
+          <w:rFonts w:ascii="Calibri" w:cs="Calibri" w:eastAsia="Calibri" w:hAnsi="Calibri"/>
+          <w:sz w:val="21"/>
+          <w:szCs w:val="21"/>
+        </w:rPr>
+        <w:t xml:space="preserve">, </w:t>
+      </w:r>
+      <w:r>
+        <w:rPr>
+          <w:rFonts w:ascii="Consolas" w:cs="Consolas" w:eastAsia="Consolas" w:hAnsi="Consolas"/>
+          <w:sz w:val="18"/>
+          <w:szCs w:val="18"/>
+        </w:rPr>
+        <w:t xml:space="preserve">signflip = -1</w:t>
+      </w:r>
+      <w:r>
+        <w:rPr>
+          <w:rFonts w:ascii="Calibri" w:cs="Calibri" w:eastAsia="Calibri" w:hAnsi="Calibri"/>
+          <w:sz w:val="21"/>
+          <w:szCs w:val="21"/>
+        </w:rPr>
+        <w:t xml:space="preserve">. What each one means is written down in one place, </w:t>
+      </w:r>
+      <w:r>
+        <w:rPr>
+          <w:rFonts w:ascii="Consolas" w:cs="Consolas" w:eastAsia="Consolas" w:hAnsi="Consolas"/>
+          <w:sz w:val="18"/>
+          <w:szCs w:val="18"/>
+        </w:rPr>
+        <w:t xml:space="preserve">docs/CODES.md</w:t>
+      </w:r>
+      <w:r>
+        <w:rPr>
+          <w:rFonts w:ascii="Calibri" w:cs="Calibri" w:eastAsia="Calibri" w:hAnsi="Calibri"/>
+          <w:sz w:val="21"/>
+          <w:szCs w:val="21"/>
+        </w:rPr>
+        <w:t xml:space="preserve">, and printed by </w:t>
+      </w:r>
+      <w:r>
+        <w:rPr>
+          <w:rFonts w:ascii="Consolas" w:cs="Consolas" w:eastAsia="Consolas" w:hAnsi="Consolas"/>
+          <w:sz w:val="18"/>
+          <w:szCs w:val="18"/>
+        </w:rPr>
+        <w:t xml:space="preserve">qs_codes</w:t>
+      </w:r>
+      <w:r>
+        <w:rPr>
+          <w:rFonts w:ascii="Calibri" w:cs="Calibri" w:eastAsia="Calibri" w:hAnsi="Calibri"/>
+          <w:sz w:val="21"/>
+          <w:szCs w:val="21"/>
+        </w:rPr>
+        <w:t xml:space="preserve"> from the MATLAB prompt. That function builds its label section by calling qs_label_name, so it cannot drift away from what the classifier actually assigns; adding a new coded value means editing both in the same commit.</w:t>
+      </w:r>
+    </w:p>
+    <w:p>
+      <w:pPr>
+        <w:pStyle w:val="Heading2"/>
+        <w:spacing w:after="70" w:before="170"/>
+      </w:pPr>
+      <w:r>
+        <w:rPr>
+          <w:rFonts w:ascii="Calibri" w:cs="Calibri" w:eastAsia="Calibri" w:hAnsi="Calibri"/>
+          <w:b/>
+          <w:bCs/>
+          <w:color w:val="2E5496"/>
+          <w:sz w:val="23"/>
+          <w:szCs w:val="23"/>
+        </w:rPr>
+        <w:t xml:space="preserve">9.1 Labels, and why "nonstationary" is not one</w:t>
+      </w:r>
+    </w:p>
+    <w:p>
+      <w:pPr>
+        <w:spacing w:after="90" w:line="252"/>
+      </w:pPr>
+      <w:r>
+        <w:rPr>
+          <w:rFonts w:ascii="Calibri" w:cs="Calibri" w:eastAsia="Calibri" w:hAnsi="Calibri"/>
+          <w:sz w:val="21"/>
+          <w:szCs w:val="21"/>
+        </w:rPr>
+        <w:t xml:space="preserve">A label is assigned per analysis window. A run's label is the label of its FINAL window, because when a record contains a mid-run transition the whole-record statistics blend two regimes and describe neither.</w:t>
+      </w:r>
+    </w:p>
+    <w:tbl>
+      <w:tblPr>
+        <w:tblW w:type="dxa" w:w="9360"/>
+        <w:tblBorders>
+          <w:top w:val="single" w:color="auto" w:sz="4"/>
+          <w:left w:val="single" w:color="auto" w:sz="4"/>
+          <w:bottom w:val="single" w:color="auto" w:sz="4"/>
+          <w:right w:val="single" w:color="auto" w:sz="4"/>
+          <w:insideH w:val="single" w:color="auto" w:sz="4"/>
+          <w:insideV w:val="single" w:color="auto" w:sz="4"/>
+        </w:tblBorders>
+      </w:tblPr>
+      <w:tblGrid>
+        <w:gridCol w:w="700"/>
+        <w:gridCol w:w="1700"/>
+        <w:gridCol w:w="6960"/>
+      </w:tblGrid>
+      <w:tr>
+        <w:trPr>
+          <w:tblHeader/>
+        </w:trPr>
+        <w:tc>
+          <w:tcPr>
+            <w:tcW w:type="dxa" w:w="700"/>
+            <w:shd w:fill="DEEAF6" w:val="clear"/>
+            <w:tcMar>
+              <w:top w:type="dxa" w:w="45"/>
+              <w:left w:type="dxa" w:w="100"/>
+              <w:bottom w:type="dxa" w:w="45"/>
+              <w:right w:type="dxa" w:w="100"/>
+            </w:tcMar>
+          </w:tcPr>
+          <w:p>
+            <w:pPr>
+              <w:spacing w:after="10" w:line="228"/>
+            </w:pPr>
+            <w:r>
+              <w:rPr>
+                <w:rFonts w:ascii="Calibri" w:cs="Calibri" w:eastAsia="Calibri" w:hAnsi="Calibri"/>
+                <w:b/>
+                <w:bCs/>
+                <w:sz w:val="19"/>
+                <w:szCs w:val="19"/>
+              </w:rPr>
+              <w:t xml:space="preserve">code</w:t>
+            </w:r>
+          </w:p>
+        </w:tc>
+        <w:tc>
+          <w:tcPr>
+            <w:tcW w:type="dxa" w:w="1700"/>
+            <w:shd w:fill="DEEAF6" w:val="clear"/>
+            <w:tcMar>
+              <w:top w:type="dxa" w:w="45"/>
+              <w:left w:type="dxa" w:w="100"/>
+              <w:bottom w:type="dxa" w:w="45"/>
+              <w:right w:type="dxa" w:w="100"/>
+            </w:tcMar>
+          </w:tcPr>
+          <w:p>
+            <w:pPr>
+              <w:spacing w:after="10" w:line="228"/>
+            </w:pPr>
+            <w:r>
+              <w:rPr>
+                <w:rFonts w:ascii="Calibri" w:cs="Calibri" w:eastAsia="Calibri" w:hAnsi="Calibri"/>
+                <w:b/>
+                <w:bCs/>
+                <w:sz w:val="19"/>
+                <w:szCs w:val="19"/>
+              </w:rPr>
+              <w:t xml:space="preserve">name</w:t>
+            </w:r>
+          </w:p>
+        </w:tc>
+        <w:tc>
+          <w:tcPr>
+            <w:tcW w:type="dxa" w:w="6960"/>
+            <w:shd w:fill="DEEAF6" w:val="clear"/>
+            <w:tcMar>
+              <w:top w:type="dxa" w:w="45"/>
+              <w:left w:type="dxa" w:w="100"/>
+              <w:bottom w:type="dxa" w:w="45"/>
+              <w:right w:type="dxa" w:w="100"/>
+            </w:tcMar>
+          </w:tcPr>
+          <w:p>
+            <w:pPr>
+              <w:spacing w:after="10" w:line="228"/>
+            </w:pPr>
+            <w:r>
+              <w:rPr>
+                <w:rFonts w:ascii="Calibri" w:cs="Calibri" w:eastAsia="Calibri" w:hAnsi="Calibri"/>
+                <w:b/>
+                <w:bCs/>
+                <w:sz w:val="19"/>
+                <w:szCs w:val="19"/>
+              </w:rPr>
+              <w:t xml:space="preserve">test</w:t>
+            </w:r>
+          </w:p>
+        </w:tc>
+      </w:tr>
+      <w:tr>
+        <w:tc>
+          <w:tcPr>
+            <w:tcW w:type="dxa" w:w="700"/>
+            <w:tcMar>
+              <w:top w:type="dxa" w:w="45"/>
+              <w:left w:type="dxa" w:w="100"/>
+              <w:bottom w:type="dxa" w:w="45"/>
+              <w:right w:type="dxa" w:w="100"/>
+            </w:tcMar>
+          </w:tcPr>
+          <w:p>
+            <w:pPr>
+              <w:spacing w:after="10" w:line="228"/>
+            </w:pPr>
+            <w:r>
+              <w:rPr>
+                <w:rFonts w:ascii="Calibri" w:cs="Calibri" w:eastAsia="Calibri" w:hAnsi="Calibri"/>
+                <w:sz w:val="19"/>
+                <w:szCs w:val="19"/>
+              </w:rPr>
+              <w:t xml:space="preserve">0</w:t>
+            </w:r>
+          </w:p>
+        </w:tc>
+        <w:tc>
+          <w:tcPr>
+            <w:tcW w:type="dxa" w:w="1700"/>
+            <w:tcMar>
+              <w:top w:type="dxa" w:w="45"/>
+              <w:left w:type="dxa" w:w="100"/>
+              <w:bottom w:type="dxa" w:w="45"/>
+              <w:right w:type="dxa" w:w="100"/>
+            </w:tcMar>
+          </w:tcPr>
+          <w:p>
+            <w:pPr>
+              <w:spacing w:after="10" w:line="228"/>
+            </w:pPr>
+            <w:r>
+              <w:rPr>
+                <w:rFonts w:ascii="Calibri" w:cs="Calibri" w:eastAsia="Calibri" w:hAnsi="Calibri"/>
+                <w:sz w:val="19"/>
+                <w:szCs w:val="19"/>
+              </w:rPr>
+              <w:t xml:space="preserve">unknown</w:t>
+            </w:r>
+          </w:p>
+        </w:tc>
+        <w:tc>
+          <w:tcPr>
+            <w:tcW w:type="dxa" w:w="6960"/>
+            <w:tcMar>
+              <w:top w:type="dxa" w:w="45"/>
+              <w:left w:type="dxa" w:w="100"/>
+              <w:bottom w:type="dxa" w:w="45"/>
+              <w:right w:type="dxa" w:w="100"/>
+            </w:tcMar>
+          </w:tcPr>
+          <w:p>
+            <w:pPr>
+              <w:spacing w:after="10" w:line="228"/>
+            </w:pPr>
+            <w:r>
+              <w:rPr>
+                <w:rFonts w:ascii="Calibri" w:cs="Calibri" w:eastAsia="Calibri" w:hAnsi="Calibri"/>
+                <w:sz w:val="19"/>
+                <w:szCs w:val="19"/>
+              </w:rPr>
+              <w:t xml:space="preserve">spectrum could not be formed (record too short)</w:t>
+            </w:r>
+          </w:p>
+        </w:tc>
+      </w:tr>
+      <w:tr>
+        <w:tc>
+          <w:tcPr>
+            <w:tcW w:type="dxa" w:w="700"/>
+            <w:shd w:fill="F7F9FC" w:val="clear"/>
+            <w:tcMar>
+              <w:top w:type="dxa" w:w="45"/>
+              <w:left w:type="dxa" w:w="100"/>
+              <w:bottom w:type="dxa" w:w="45"/>
+              <w:right w:type="dxa" w:w="100"/>
+            </w:tcMar>
+          </w:tcPr>
+          <w:p>
+            <w:pPr>
+              <w:spacing w:after="10" w:line="228"/>
+            </w:pPr>
+            <w:r>
+              <w:rPr>
+                <w:rFonts w:ascii="Calibri" w:cs="Calibri" w:eastAsia="Calibri" w:hAnsi="Calibri"/>
+                <w:sz w:val="19"/>
+                <w:szCs w:val="19"/>
+              </w:rPr>
+              <w:t xml:space="preserve">1</w:t>
+            </w:r>
+          </w:p>
+        </w:tc>
+        <w:tc>
+          <w:tcPr>
+            <w:tcW w:type="dxa" w:w="1700"/>
+            <w:shd w:fill="F7F9FC" w:val="clear"/>
+            <w:tcMar>
+              <w:top w:type="dxa" w:w="45"/>
+              <w:left w:type="dxa" w:w="100"/>
+              <w:bottom w:type="dxa" w:w="45"/>
+              <w:right w:type="dxa" w:w="100"/>
+            </w:tcMar>
+          </w:tcPr>
+          <w:p>
+            <w:pPr>
+              <w:spacing w:after="10" w:line="228"/>
+            </w:pPr>
+            <w:r>
+              <w:rPr>
+                <w:rFonts w:ascii="Calibri" w:cs="Calibri" w:eastAsia="Calibri" w:hAnsi="Calibri"/>
+                <w:sz w:val="19"/>
+                <w:szCs w:val="19"/>
+              </w:rPr>
+              <w:t xml:space="preserve">static</w:t>
+            </w:r>
+          </w:p>
+        </w:tc>
+        <w:tc>
+          <w:tcPr>
+            <w:tcW w:type="dxa" w:w="6960"/>
+            <w:shd w:fill="F7F9FC" w:val="clear"/>
+            <w:tcMar>
+              <w:top w:type="dxa" w:w="45"/>
+              <w:left w:type="dxa" w:w="100"/>
+              <w:bottom w:type="dxa" w:w="45"/>
+              <w:right w:type="dxa" w:w="100"/>
+            </w:tcMar>
+          </w:tcPr>
+          <w:p>
+            <w:pPr>
+              <w:spacing w:after="10" w:line="228"/>
+            </w:pPr>
+            <w:r>
+              <w:rPr>
+                <w:rFonts w:ascii="Calibri" w:cs="Calibri" w:eastAsia="Calibri" w:hAnsi="Calibri"/>
+                <w:sz w:val="19"/>
+                <w:szCs w:val="19"/>
+              </w:rPr>
+              <w:t xml:space="preserve">window amplitude below classify.amp_tol_wh, default 0.10 w/h</w:t>
+            </w:r>
+          </w:p>
+        </w:tc>
+      </w:tr>
+      <w:tr>
+        <w:tc>
+          <w:tcPr>
+            <w:tcW w:type="dxa" w:w="700"/>
+            <w:tcMar>
+              <w:top w:type="dxa" w:w="45"/>
+              <w:left w:type="dxa" w:w="100"/>
+              <w:bottom w:type="dxa" w:w="45"/>
+              <w:right w:type="dxa" w:w="100"/>
+            </w:tcMar>
+          </w:tcPr>
+          <w:p>
+            <w:pPr>
+              <w:spacing w:after="10" w:line="228"/>
+            </w:pPr>
+            <w:r>
+              <w:rPr>
+                <w:rFonts w:ascii="Calibri" w:cs="Calibri" w:eastAsia="Calibri" w:hAnsi="Calibri"/>
+                <w:sz w:val="19"/>
+                <w:szCs w:val="19"/>
+              </w:rPr>
+              <w:t xml:space="preserve">2</w:t>
+            </w:r>
+          </w:p>
+        </w:tc>
+        <w:tc>
+          <w:tcPr>
+            <w:tcW w:type="dxa" w:w="1700"/>
+            <w:tcMar>
+              <w:top w:type="dxa" w:w="45"/>
+              <w:left w:type="dxa" w:w="100"/>
+              <w:bottom w:type="dxa" w:w="45"/>
+              <w:right w:type="dxa" w:w="100"/>
+            </w:tcMar>
+          </w:tcPr>
+          <w:p>
+            <w:pPr>
+              <w:spacing w:after="10" w:line="228"/>
+            </w:pPr>
+            <w:r>
+              <w:rPr>
+                <w:rFonts w:ascii="Calibri" w:cs="Calibri" w:eastAsia="Calibri" w:hAnsi="Calibri"/>
+                <w:sz w:val="19"/>
+                <w:szCs w:val="19"/>
+              </w:rPr>
+              <w:t xml:space="preserve">LCO</w:t>
+            </w:r>
+          </w:p>
+        </w:tc>
+        <w:tc>
+          <w:tcPr>
+            <w:tcW w:type="dxa" w:w="6960"/>
+            <w:tcMar>
+              <w:top w:type="dxa" w:w="45"/>
+              <w:left w:type="dxa" w:w="100"/>
+              <w:bottom w:type="dxa" w:w="45"/>
+              <w:right w:type="dxa" w:w="100"/>
+            </w:tcMar>
+          </w:tcPr>
+          <w:p>
+            <w:pPr>
+              <w:spacing w:after="10" w:line="228"/>
+            </w:pPr>
+            <w:r>
+              <w:rPr>
+                <w:rFonts w:ascii="Calibri" w:cs="Calibri" w:eastAsia="Calibri" w:hAnsi="Calibri"/>
+                <w:sz w:val="19"/>
+                <w:szCs w:val="19"/>
+              </w:rPr>
+              <w:t xml:space="preserve">above tolerance AND peak power fraction at or above classify.peak_power_frac (0.35) -- one dominant tone</w:t>
+            </w:r>
+          </w:p>
+        </w:tc>
+      </w:tr>
+      <w:tr>
+        <w:tc>
+          <w:tcPr>
+            <w:tcW w:type="dxa" w:w="700"/>
+            <w:shd w:fill="F7F9FC" w:val="clear"/>
+            <w:tcMar>
+              <w:top w:type="dxa" w:w="45"/>
+              <w:left w:type="dxa" w:w="100"/>
+              <w:bottom w:type="dxa" w:w="45"/>
+              <w:right w:type="dxa" w:w="100"/>
+            </w:tcMar>
+          </w:tcPr>
+          <w:p>
+            <w:pPr>
+              <w:spacing w:after="10" w:line="228"/>
+            </w:pPr>
+            <w:r>
+              <w:rPr>
+                <w:rFonts w:ascii="Calibri" w:cs="Calibri" w:eastAsia="Calibri" w:hAnsi="Calibri"/>
+                <w:sz w:val="19"/>
+                <w:szCs w:val="19"/>
+              </w:rPr>
+              <w:t xml:space="preserve">3</w:t>
+            </w:r>
+          </w:p>
+        </w:tc>
+        <w:tc>
+          <w:tcPr>
+            <w:tcW w:type="dxa" w:w="1700"/>
+            <w:shd w:fill="F7F9FC" w:val="clear"/>
+            <w:tcMar>
+              <w:top w:type="dxa" w:w="45"/>
+              <w:left w:type="dxa" w:w="100"/>
+              <w:bottom w:type="dxa" w:w="45"/>
+              <w:right w:type="dxa" w:w="100"/>
+            </w:tcMar>
+          </w:tcPr>
+          <w:p>
+            <w:pPr>
+              <w:spacing w:after="10" w:line="228"/>
+            </w:pPr>
+            <w:r>
+              <w:rPr>
+                <w:rFonts w:ascii="Calibri" w:cs="Calibri" w:eastAsia="Calibri" w:hAnsi="Calibri"/>
+                <w:sz w:val="19"/>
+                <w:szCs w:val="19"/>
+              </w:rPr>
+              <w:t xml:space="preserve">broadband</w:t>
+            </w:r>
+          </w:p>
+        </w:tc>
+        <w:tc>
+          <w:tcPr>
+            <w:tcW w:type="dxa" w:w="6960"/>
+            <w:shd w:fill="F7F9FC" w:val="clear"/>
+            <w:tcMar>
+              <w:top w:type="dxa" w:w="45"/>
+              <w:left w:type="dxa" w:w="100"/>
+              <w:bottom w:type="dxa" w:w="45"/>
+              <w:right w:type="dxa" w:w="100"/>
+            </w:tcMar>
+          </w:tcPr>
+          <w:p>
+            <w:pPr>
+              <w:spacing w:after="10" w:line="228"/>
+            </w:pPr>
+            <w:r>
+              <w:rPr>
+                <w:rFonts w:ascii="Calibri" w:cs="Calibri" w:eastAsia="Calibri" w:hAnsi="Calibri"/>
+                <w:sz w:val="19"/>
+                <w:szCs w:val="19"/>
+              </w:rPr>
+              <w:t xml:space="preserve">above tolerance, no dominant tone</w:t>
+            </w:r>
+          </w:p>
+        </w:tc>
+      </w:tr>
+      <w:tr>
+        <w:tc>
+          <w:tcPr>
+            <w:tcW w:type="dxa" w:w="700"/>
+            <w:tcMar>
+              <w:top w:type="dxa" w:w="45"/>
+              <w:left w:type="dxa" w:w="100"/>
+              <w:bottom w:type="dxa" w:w="45"/>
+              <w:right w:type="dxa" w:w="100"/>
+            </w:tcMar>
+          </w:tcPr>
+          <w:p>
+            <w:pPr>
+              <w:spacing w:after="10" w:line="228"/>
+            </w:pPr>
+            <w:r>
+              <w:rPr>
+                <w:rFonts w:ascii="Calibri" w:cs="Calibri" w:eastAsia="Calibri" w:hAnsi="Calibri"/>
+                <w:sz w:val="19"/>
+                <w:szCs w:val="19"/>
+              </w:rPr>
+              <w:t xml:space="preserve">4</w:t>
+            </w:r>
+          </w:p>
+        </w:tc>
+        <w:tc>
+          <w:tcPr>
+            <w:tcW w:type="dxa" w:w="1700"/>
+            <w:tcMar>
+              <w:top w:type="dxa" w:w="45"/>
+              <w:left w:type="dxa" w:w="100"/>
+              <w:bottom w:type="dxa" w:w="45"/>
+              <w:right w:type="dxa" w:w="100"/>
+            </w:tcMar>
+          </w:tcPr>
+          <w:p>
+            <w:pPr>
+              <w:spacing w:after="10" w:line="228"/>
+            </w:pPr>
+            <w:r>
+              <w:rPr>
+                <w:rFonts w:ascii="Calibri" w:cs="Calibri" w:eastAsia="Calibri" w:hAnsi="Calibri"/>
+                <w:sz w:val="19"/>
+                <w:szCs w:val="19"/>
+              </w:rPr>
+              <w:t xml:space="preserve">divergent</w:t>
+            </w:r>
+          </w:p>
+        </w:tc>
+        <w:tc>
+          <w:tcPr>
+            <w:tcW w:type="dxa" w:w="6960"/>
+            <w:tcMar>
+              <w:top w:type="dxa" w:w="45"/>
+              <w:left w:type="dxa" w:w="100"/>
+              <w:bottom w:type="dxa" w:w="45"/>
+              <w:right w:type="dxa" w:w="100"/>
+            </w:tcMar>
+          </w:tcPr>
+          <w:p>
+            <w:pPr>
+              <w:spacing w:after="10" w:line="228"/>
+            </w:pPr>
+            <w:r>
+              <w:rPr>
+                <w:rFonts w:ascii="Calibri" w:cs="Calibri" w:eastAsia="Calibri" w:hAnsi="Calibri"/>
+                <w:sz w:val="19"/>
+                <w:szCs w:val="19"/>
+              </w:rPr>
+              <w:t xml:space="preserve">whole record: a log-linear fit of window amplitude grows by more than classify.growth_tol and ends above tolerance</w:t>
+            </w:r>
+          </w:p>
+        </w:tc>
+      </w:tr>
+    </w:tbl>
+    <w:p>
+      <w:pPr>
+        <w:spacing w:after="90" w:line="252"/>
+      </w:pPr>
+      <w:r>
+        <w:rPr>
+          <w:rFonts w:ascii="Calibri" w:cs="Calibri" w:eastAsia="Calibri" w:hAnsi="Calibri"/>
+          <w:sz w:val="21"/>
+          <w:szCs w:val="21"/>
+        </w:rPr>
+        <w:t xml:space="preserve">Those five are the complete set. Nonstationarity is a FLAG, not a regime: a run can be static and nonstationary at once, and separating them is the point. One says what the panel was doing; the other says whether to believe it.</w:t>
+      </w:r>
+    </w:p>
+    <w:tbl>
+      <w:tblPr>
+        <w:tblW w:type="dxa" w:w="9360"/>
+        <w:tblBorders>
+          <w:top w:val="single" w:color="auto" w:sz="4"/>
+          <w:left w:val="single" w:color="auto" w:sz="4"/>
+          <w:bottom w:val="single" w:color="auto" w:sz="4"/>
+          <w:right w:val="single" w:color="auto" w:sz="4"/>
+          <w:insideH w:val="single" w:color="auto" w:sz="4"/>
+          <w:insideV w:val="single" w:color="auto" w:sz="4"/>
+        </w:tblBorders>
+      </w:tblPr>
+      <w:tblGrid>
+        <w:gridCol w:w="2300"/>
+        <w:gridCol w:w="7060"/>
+      </w:tblGrid>
+      <w:tr>
+        <w:trPr>
+          <w:tblHeader/>
+        </w:trPr>
+        <w:tc>
+          <w:tcPr>
+            <w:tcW w:type="dxa" w:w="2300"/>
+            <w:shd w:fill="DEEAF6" w:val="clear"/>
+            <w:tcMar>
+              <w:top w:type="dxa" w:w="45"/>
+              <w:left w:type="dxa" w:w="100"/>
+              <w:bottom w:type="dxa" w:w="45"/>
+              <w:right w:type="dxa" w:w="100"/>
+            </w:tcMar>
+          </w:tcPr>
+          <w:p>
+            <w:pPr>
+              <w:spacing w:after="10" w:line="228"/>
+            </w:pPr>
+            <w:r>
+              <w:rPr>
+                <w:rFonts w:ascii="Calibri" w:cs="Calibri" w:eastAsia="Calibri" w:hAnsi="Calibri"/>
+                <w:b/>
+                <w:bCs/>
+                <w:sz w:val="19"/>
+                <w:szCs w:val="19"/>
+              </w:rPr>
+              <w:t xml:space="preserve">flag</w:t>
+            </w:r>
+          </w:p>
+        </w:tc>
+        <w:tc>
+          <w:tcPr>
+            <w:tcW w:type="dxa" w:w="7060"/>
+            <w:shd w:fill="DEEAF6" w:val="clear"/>
+            <w:tcMar>
+              <w:top w:type="dxa" w:w="45"/>
+              <w:left w:type="dxa" w:w="100"/>
+              <w:bottom w:type="dxa" w:w="45"/>
+              <w:right w:type="dxa" w:w="100"/>
+            </w:tcMar>
+          </w:tcPr>
+          <w:p>
+            <w:pPr>
+              <w:spacing w:after="10" w:line="228"/>
+            </w:pPr>
+            <w:r>
+              <w:rPr>
+                <w:rFonts w:ascii="Calibri" w:cs="Calibri" w:eastAsia="Calibri" w:hAnsi="Calibri"/>
+                <w:b/>
+                <w:bCs/>
+                <w:sz w:val="19"/>
+                <w:szCs w:val="19"/>
+              </w:rPr>
+              <w:t xml:space="preserve">meaning</w:t>
+            </w:r>
+          </w:p>
+        </w:tc>
+      </w:tr>
+      <w:tr>
+        <w:tc>
+          <w:tcPr>
+            <w:tcW w:type="dxa" w:w="2300"/>
+            <w:tcMar>
+              <w:top w:type="dxa" w:w="45"/>
+              <w:left w:type="dxa" w:w="100"/>
+              <w:bottom w:type="dxa" w:w="45"/>
+              <w:right w:type="dxa" w:w="100"/>
+            </w:tcMar>
+          </w:tcPr>
+          <w:p>
+            <w:pPr>
+              <w:spacing w:after="10" w:line="228"/>
+            </w:pPr>
+            <w:r>
+              <w:rPr>
+                <w:rFonts w:ascii="Calibri" w:cs="Calibri" w:eastAsia="Calibri" w:hAnsi="Calibri"/>
+                <w:sz w:val="19"/>
+                <w:szCs w:val="19"/>
+              </w:rPr>
+              <w:t xml:space="preserve">nonstationary</w:t>
+            </w:r>
+          </w:p>
+        </w:tc>
+        <w:tc>
+          <w:tcPr>
+            <w:tcW w:type="dxa" w:w="7060"/>
+            <w:tcMar>
+              <w:top w:type="dxa" w:w="45"/>
+              <w:left w:type="dxa" w:w="100"/>
+              <w:bottom w:type="dxa" w:w="45"/>
+              <w:right w:type="dxa" w:w="100"/>
+            </w:tcMar>
+          </w:tcPr>
+          <w:p>
+            <w:pPr>
+              <w:spacing w:after="10" w:line="228"/>
+            </w:pPr>
+            <w:r>
+              <w:rPr>
+                <w:rFonts w:ascii="Calibri" w:cs="Calibri" w:eastAsia="Calibri" w:hAnsi="Calibri"/>
+                <w:sz w:val="19"/>
+                <w:szCs w:val="19"/>
+              </w:rPr>
+              <w:t xml:space="preserve">the amplitude drifted by more than classify.stationarity_tol between the first and last half of the record, or the window labels were not all equal</w:t>
+            </w:r>
+          </w:p>
+        </w:tc>
+      </w:tr>
+      <w:tr>
+        <w:tc>
+          <w:tcPr>
+            <w:tcW w:type="dxa" w:w="2300"/>
+            <w:shd w:fill="F7F9FC" w:val="clear"/>
+            <w:tcMar>
+              <w:top w:type="dxa" w:w="45"/>
+              <w:left w:type="dxa" w:w="100"/>
+              <w:bottom w:type="dxa" w:w="45"/>
+              <w:right w:type="dxa" w:w="100"/>
+            </w:tcMar>
+          </w:tcPr>
+          <w:p>
+            <w:pPr>
+              <w:spacing w:after="10" w:line="228"/>
+            </w:pPr>
+            <w:r>
+              <w:rPr>
+                <w:rFonts w:ascii="Calibri" w:cs="Calibri" w:eastAsia="Calibri" w:hAnsi="Calibri"/>
+                <w:sz w:val="19"/>
+                <w:szCs w:val="19"/>
+              </w:rPr>
+              <w:t xml:space="preserve">drift_tested</w:t>
+            </w:r>
+          </w:p>
+        </w:tc>
+        <w:tc>
+          <w:tcPr>
+            <w:tcW w:type="dxa" w:w="7060"/>
+            <w:shd w:fill="F7F9FC" w:val="clear"/>
+            <w:tcMar>
+              <w:top w:type="dxa" w:w="45"/>
+              <w:left w:type="dxa" w:w="100"/>
+              <w:bottom w:type="dxa" w:w="45"/>
+              <w:right w:type="dxa" w:w="100"/>
+            </w:tcMar>
+          </w:tcPr>
+          <w:p>
+            <w:pPr>
+              <w:spacing w:after="10" w:line="228"/>
+            </w:pPr>
+            <w:r>
+              <w:rPr>
+                <w:rFonts w:ascii="Calibri" w:cs="Calibri" w:eastAsia="Calibri" w:hAnsi="Calibri"/>
+                <w:sz w:val="19"/>
+                <w:szCs w:val="19"/>
+              </w:rPr>
+              <w:t xml:space="preserve">whether that drift test was applied at all -- see below</w:t>
+            </w:r>
+          </w:p>
+        </w:tc>
+      </w:tr>
+      <w:tr>
+        <w:tc>
+          <w:tcPr>
+            <w:tcW w:type="dxa" w:w="2300"/>
+            <w:tcMar>
+              <w:top w:type="dxa" w:w="45"/>
+              <w:left w:type="dxa" w:w="100"/>
+              <w:bottom w:type="dxa" w:w="45"/>
+              <w:right w:type="dxa" w:w="100"/>
+            </w:tcMar>
+          </w:tcPr>
+          <w:p>
+            <w:pPr>
+              <w:spacing w:after="10" w:line="228"/>
+            </w:pPr>
+            <w:r>
+              <w:rPr>
+                <w:rFonts w:ascii="Calibri" w:cs="Calibri" w:eastAsia="Calibri" w:hAnsi="Calibri"/>
+                <w:sz w:val="19"/>
+                <w:szCs w:val="19"/>
+              </w:rPr>
+              <w:t xml:space="preserve">near_threshold</w:t>
+            </w:r>
+          </w:p>
+        </w:tc>
+        <w:tc>
+          <w:tcPr>
+            <w:tcW w:type="dxa" w:w="7060"/>
+            <w:tcMar>
+              <w:top w:type="dxa" w:w="45"/>
+              <w:left w:type="dxa" w:w="100"/>
+              <w:bottom w:type="dxa" w:w="45"/>
+              <w:right w:type="dxa" w:w="100"/>
+            </w:tcMar>
+          </w:tcPr>
+          <w:p>
+            <w:pPr>
+              <w:spacing w:after="10" w:line="228"/>
+            </w:pPr>
+            <w:r>
+              <w:rPr>
+                <w:rFonts w:ascii="Calibri" w:cs="Calibri" w:eastAsia="Calibri" w:hAnsi="Calibri"/>
+                <w:sz w:val="19"/>
+                <w:szCs w:val="19"/>
+              </w:rPr>
+              <w:t xml:space="preserve">the final amplitude sits within classify.near_threshold_band of the static tolerance, so the call could flip given more time</w:t>
+            </w:r>
+          </w:p>
+        </w:tc>
+      </w:tr>
+      <w:tr>
+        <w:tc>
+          <w:tcPr>
+            <w:tcW w:type="dxa" w:w="2300"/>
+            <w:shd w:fill="F7F9FC" w:val="clear"/>
+            <w:tcMar>
+              <w:top w:type="dxa" w:w="45"/>
+              <w:left w:type="dxa" w:w="100"/>
+              <w:bottom w:type="dxa" w:w="45"/>
+              <w:right w:type="dxa" w:w="100"/>
+            </w:tcMar>
+          </w:tcPr>
+          <w:p>
+            <w:pPr>
+              <w:spacing w:after="10" w:line="228"/>
+            </w:pPr>
+            <w:r>
+              <w:rPr>
+                <w:rFonts w:ascii="Calibri" w:cs="Calibri" w:eastAsia="Calibri" w:hAnsi="Calibri"/>
+                <w:sz w:val="19"/>
+                <w:szCs w:val="19"/>
+              </w:rPr>
+              <w:t xml:space="preserve">divergent</w:t>
+            </w:r>
+          </w:p>
+        </w:tc>
+        <w:tc>
+          <w:tcPr>
+            <w:tcW w:type="dxa" w:w="7060"/>
+            <w:shd w:fill="F7F9FC" w:val="clear"/>
+            <w:tcMar>
+              <w:top w:type="dxa" w:w="45"/>
+              <w:left w:type="dxa" w:w="100"/>
+              <w:bottom w:type="dxa" w:w="45"/>
+              <w:right w:type="dxa" w:w="100"/>
+            </w:tcMar>
+          </w:tcPr>
+          <w:p>
+            <w:pPr>
+              <w:spacing w:after="10" w:line="228"/>
+            </w:pPr>
+            <w:r>
+              <w:rPr>
+                <w:rFonts w:ascii="Calibri" w:cs="Calibri" w:eastAsia="Calibri" w:hAnsi="Calibri"/>
+                <w:sz w:val="19"/>
+                <w:szCs w:val="19"/>
+              </w:rPr>
+              <w:t xml:space="preserve">the same test that assigns label 4</w:t>
+            </w:r>
+          </w:p>
+        </w:tc>
+      </w:tr>
+      <w:tr>
+        <w:tc>
+          <w:tcPr>
+            <w:tcW w:type="dxa" w:w="2300"/>
+            <w:tcMar>
+              <w:top w:type="dxa" w:w="45"/>
+              <w:left w:type="dxa" w:w="100"/>
+              <w:bottom w:type="dxa" w:w="45"/>
+              <w:right w:type="dxa" w:w="100"/>
+            </w:tcMar>
+          </w:tcPr>
+          <w:p>
+            <w:pPr>
+              <w:spacing w:after="10" w:line="228"/>
+            </w:pPr>
+            <w:r>
+              <w:rPr>
+                <w:rFonts w:ascii="Calibri" w:cs="Calibri" w:eastAsia="Calibri" w:hAnsi="Calibri"/>
+                <w:sz w:val="19"/>
+                <w:szCs w:val="19"/>
+              </w:rPr>
+              <w:t xml:space="preserve">short_record</w:t>
+            </w:r>
+          </w:p>
+        </w:tc>
+        <w:tc>
+          <w:tcPr>
+            <w:tcW w:type="dxa" w:w="7060"/>
+            <w:tcMar>
+              <w:top w:type="dxa" w:w="45"/>
+              <w:left w:type="dxa" w:w="100"/>
+              <w:bottom w:type="dxa" w:w="45"/>
+              <w:right w:type="dxa" w:w="100"/>
+            </w:tcMar>
+          </w:tcPr>
+          <w:p>
+            <w:pPr>
+              <w:spacing w:after="10" w:line="228"/>
+            </w:pPr>
+            <w:r>
+              <w:rPr>
+                <w:rFonts w:ascii="Calibri" w:cs="Calibri" w:eastAsia="Calibri" w:hAnsi="Calibri"/>
+                <w:sz w:val="19"/>
+                <w:szCs w:val="19"/>
+              </w:rPr>
+              <w:t xml:space="preserve">fewer windows than the transition test needs</w:t>
+            </w:r>
+          </w:p>
+        </w:tc>
+      </w:tr>
+      <w:tr>
+        <w:tc>
+          <w:tcPr>
+            <w:tcW w:type="dxa" w:w="2300"/>
+            <w:shd w:fill="F7F9FC" w:val="clear"/>
+            <w:tcMar>
+              <w:top w:type="dxa" w:w="45"/>
+              <w:left w:type="dxa" w:w="100"/>
+              <w:bottom w:type="dxa" w:w="45"/>
+              <w:right w:type="dxa" w:w="100"/>
+            </w:tcMar>
+          </w:tcPr>
+          <w:p>
+            <w:pPr>
+              <w:spacing w:after="10" w:line="228"/>
+            </w:pPr>
+            <w:r>
+              <w:rPr>
+                <w:rFonts w:ascii="Calibri" w:cs="Calibri" w:eastAsia="Calibri" w:hAnsi="Calibri"/>
+                <w:sz w:val="19"/>
+                <w:szCs w:val="19"/>
+              </w:rPr>
+              <w:t xml:space="preserve">trans_flag</w:t>
+            </w:r>
+          </w:p>
+        </w:tc>
+        <w:tc>
+          <w:tcPr>
+            <w:tcW w:type="dxa" w:w="7060"/>
+            <w:shd w:fill="F7F9FC" w:val="clear"/>
+            <w:tcMar>
+              <w:top w:type="dxa" w:w="45"/>
+              <w:left w:type="dxa" w:w="100"/>
+              <w:bottom w:type="dxa" w:w="45"/>
+              <w:right w:type="dxa" w:w="100"/>
+            </w:tcMar>
+          </w:tcPr>
+          <w:p>
+            <w:pPr>
+              <w:spacing w:after="10" w:line="228"/>
+            </w:pPr>
+            <w:r>
+              <w:rPr>
+                <w:rFonts w:ascii="Calibri" w:cs="Calibri" w:eastAsia="Calibri" w:hAnsi="Calibri"/>
+                <w:sz w:val="19"/>
+                <w:szCs w:val="19"/>
+              </w:rPr>
+              <w:t xml:space="preserve">a regime change was found that persisted to the end of the run</w:t>
+            </w:r>
+          </w:p>
+        </w:tc>
+      </w:tr>
+      <w:tr>
+        <w:tc>
+          <w:tcPr>
+            <w:tcW w:type="dxa" w:w="2300"/>
+            <w:tcMar>
+              <w:top w:type="dxa" w:w="45"/>
+              <w:left w:type="dxa" w:w="100"/>
+              <w:bottom w:type="dxa" w:w="45"/>
+              <w:right w:type="dxa" w:w="100"/>
+            </w:tcMar>
+          </w:tcPr>
+          <w:p>
+            <w:pPr>
+              <w:spacing w:after="10" w:line="228"/>
+            </w:pPr>
+            <w:r>
+              <w:rPr>
+                <w:rFonts w:ascii="Calibri" w:cs="Calibri" w:eastAsia="Calibri" w:hAnsi="Calibri"/>
+                <w:sz w:val="19"/>
+                <w:szCs w:val="19"/>
+              </w:rPr>
+              <w:t xml:space="preserve">ok</w:t>
+            </w:r>
+          </w:p>
+        </w:tc>
+        <w:tc>
+          <w:tcPr>
+            <w:tcW w:type="dxa" w:w="7060"/>
+            <w:tcMar>
+              <w:top w:type="dxa" w:w="45"/>
+              <w:left w:type="dxa" w:w="100"/>
+              <w:bottom w:type="dxa" w:w="45"/>
+              <w:right w:type="dxa" w:w="100"/>
+            </w:tcMar>
+          </w:tcPr>
+          <w:p>
+            <w:pPr>
+              <w:spacing w:after="10" w:line="228"/>
+            </w:pPr>
+            <w:r>
+              <w:rPr>
+                <w:rFonts w:ascii="Calibri" w:cs="Calibri" w:eastAsia="Calibri" w:hAnsi="Calibri"/>
+                <w:sz w:val="19"/>
+                <w:szCs w:val="19"/>
+              </w:rPr>
+              <w:t xml:space="preserve">the integration completed; false means read errmsg</w:t>
+            </w:r>
+          </w:p>
+        </w:tc>
+      </w:tr>
+    </w:tbl>
+    <w:p>
+      <w:pPr>
+        <w:spacing w:after="90" w:line="252"/>
+      </w:pPr>
+      <w:r>
+        <w:rPr>
+          <w:rFonts w:ascii="Calibri" w:cs="Calibri" w:eastAsia="Calibri" w:hAnsi="Calibri"/>
+          <w:b w:val="false"/>
+          <w:bCs w:val="false"/>
+          <w:sz w:val="21"/>
+          <w:szCs w:val="21"/>
+        </w:rPr>
+        <w:t xml:space="preserve">Why </w:t>
+      </w:r>
+      <w:r>
+        <w:rPr>
+          <w:rFonts w:ascii="Consolas" w:cs="Consolas" w:eastAsia="Consolas" w:hAnsi="Consolas"/>
+          <w:sz w:val="18"/>
+          <w:szCs w:val="18"/>
+        </w:rPr>
+        <w:t xml:space="preserve">drift_tested</w:t>
+      </w:r>
+      <w:r>
+        <w:rPr>
+          <w:rFonts w:ascii="Calibri" w:cs="Calibri" w:eastAsia="Calibri" w:hAnsi="Calibri"/>
+          <w:sz w:val="21"/>
+          <w:szCs w:val="21"/>
+        </w:rPr>
+        <w:t xml:space="preserve"> exists is worth a paragraph, because getting it wrong was expensive. The drift test is a RATIO. A panel sitting still has a residual of about 1e-8 panel thicknesses, and the ratio between the first and last half of that is roundoff, which exceeds the 15% threshold every single time. Without a floor the flag fires on every static cell in the map -- and since refinement promotes flagged points to 10 s and then 20 s runs, that would spend on the order of a hundred core-hours per case re-running dead panels. The test is therefore skipped below </w:t>
+      </w:r>
+      <w:r>
+        <w:rPr>
+          <w:rFonts w:ascii="Consolas" w:cs="Consolas" w:eastAsia="Consolas" w:hAnsi="Consolas"/>
+          <w:sz w:val="18"/>
+          <w:szCs w:val="18"/>
+        </w:rPr>
+        <w:t xml:space="preserve">classify.stationarity_amp_floor</w:t>
+      </w:r>
+      <w:r>
+        <w:rPr>
+          <w:rFonts w:ascii="Calibri" w:cs="Calibri" w:eastAsia="Calibri" w:hAnsi="Calibri"/>
+          <w:sz w:val="21"/>
+          <w:szCs w:val="21"/>
+        </w:rPr>
+        <w:t xml:space="preserve"> (0.01 w/h, a tenth of the static tolerance: low enough that a borderline 0.07 w/h point is still judged, high enough that numerical residue is not), and drift_tested records whether it ran. A clean nonstationary = 0 with drift_tested = 0 means "never asked", not "settled".</w:t>
+      </w:r>
+    </w:p>
+    <w:p>
+      <w:pPr>
+        <w:pStyle w:val="Heading2"/>
+        <w:spacing w:after="70" w:before="170"/>
+      </w:pPr>
+      <w:r>
+        <w:rPr>
+          <w:rFonts w:ascii="Calibri" w:cs="Calibri" w:eastAsia="Calibri" w:hAnsi="Calibri"/>
+          <w:b/>
+          <w:bCs/>
+          <w:color w:val="2E5496"/>
+          <w:sz w:val="23"/>
+          <w:szCs w:val="23"/>
+        </w:rPr>
+        <w:t xml:space="preserve">9.2 Metrics, and what they are computed over</w:t>
+      </w:r>
+    </w:p>
+    <w:p>
+      <w:pPr>
+        <w:spacing w:after="90" w:line="252"/>
+      </w:pPr>
+      <w:r>
+        <w:rPr>
+          <w:rFonts w:ascii="Calibri" w:cs="Calibri" w:eastAsia="Calibri" w:hAnsi="Calibri"/>
+          <w:sz w:val="21"/>
+          <w:szCs w:val="21"/>
+        </w:rPr>
+        <w:t xml:space="preserve">Nothing is ever averaged across the sweep. Every point is computed in complete isolation. Within a single run, mean and standard deviation are taken over TIME, and the "peak" is then taken over SPACE, across the panel. The amplitude quantities are the centre node only.</w:t>
+      </w:r>
+    </w:p>
+    <w:tbl>
+      <w:tblPr>
+        <w:tblW w:type="dxa" w:w="9360"/>
+        <w:tblBorders>
+          <w:top w:val="single" w:color="auto" w:sz="4"/>
+          <w:left w:val="single" w:color="auto" w:sz="4"/>
+          <w:bottom w:val="single" w:color="auto" w:sz="4"/>
+          <w:right w:val="single" w:color="auto" w:sz="4"/>
+          <w:insideH w:val="single" w:color="auto" w:sz="4"/>
+          <w:insideV w:val="single" w:color="auto" w:sz="4"/>
+        </w:tblBorders>
+      </w:tblPr>
+      <w:tblGrid>
+        <w:gridCol w:w="1800"/>
+        <w:gridCol w:w="6260"/>
+        <w:gridCol w:w="1300"/>
+      </w:tblGrid>
+      <w:tr>
+        <w:trPr>
+          <w:tblHeader/>
+        </w:trPr>
+        <w:tc>
+          <w:tcPr>
+            <w:tcW w:type="dxa" w:w="1800"/>
+            <w:shd w:fill="DEEAF6" w:val="clear"/>
+            <w:tcMar>
+              <w:top w:type="dxa" w:w="45"/>
+              <w:left w:type="dxa" w:w="100"/>
+              <w:bottom w:type="dxa" w:w="45"/>
+              <w:right w:type="dxa" w:w="100"/>
+            </w:tcMar>
+          </w:tcPr>
+          <w:p>
+            <w:pPr>
+              <w:spacing w:after="10" w:line="228"/>
+            </w:pPr>
+            <w:r>
+              <w:rPr>
+                <w:rFonts w:ascii="Calibri" w:cs="Calibri" w:eastAsia="Calibri" w:hAnsi="Calibri"/>
+                <w:b/>
+                <w:bCs/>
+                <w:sz w:val="19"/>
+                <w:szCs w:val="19"/>
+              </w:rPr>
+              <w:t xml:space="preserve">metric</w:t>
+            </w:r>
+          </w:p>
+        </w:tc>
+        <w:tc>
+          <w:tcPr>
+            <w:tcW w:type="dxa" w:w="6260"/>
+            <w:shd w:fill="DEEAF6" w:val="clear"/>
+            <w:tcMar>
+              <w:top w:type="dxa" w:w="45"/>
+              <w:left w:type="dxa" w:w="100"/>
+              <w:bottom w:type="dxa" w:w="45"/>
+              <w:right w:type="dxa" w:w="100"/>
+            </w:tcMar>
+          </w:tcPr>
+          <w:p>
+            <w:pPr>
+              <w:spacing w:after="10" w:line="228"/>
+            </w:pPr>
+            <w:r>
+              <w:rPr>
+                <w:rFonts w:ascii="Calibri" w:cs="Calibri" w:eastAsia="Calibri" w:hAnsi="Calibri"/>
+                <w:b/>
+                <w:bCs/>
+                <w:sz w:val="19"/>
+                <w:szCs w:val="19"/>
+              </w:rPr>
+              <w:t xml:space="preserve">definition</w:t>
+            </w:r>
+          </w:p>
+        </w:tc>
+        <w:tc>
+          <w:tcPr>
+            <w:tcW w:type="dxa" w:w="1300"/>
+            <w:shd w:fill="DEEAF6" w:val="clear"/>
+            <w:tcMar>
+              <w:top w:type="dxa" w:w="45"/>
+              <w:left w:type="dxa" w:w="100"/>
+              <w:bottom w:type="dxa" w:w="45"/>
+              <w:right w:type="dxa" w:w="100"/>
+            </w:tcMar>
+          </w:tcPr>
+          <w:p>
+            <w:pPr>
+              <w:spacing w:after="10" w:line="228"/>
+            </w:pPr>
+            <w:r>
+              <w:rPr>
+                <w:rFonts w:ascii="Calibri" w:cs="Calibri" w:eastAsia="Calibri" w:hAnsi="Calibri"/>
+                <w:b/>
+                <w:bCs/>
+                <w:sz w:val="19"/>
+                <w:szCs w:val="19"/>
+              </w:rPr>
+              <w:t xml:space="preserve">units</w:t>
+            </w:r>
+          </w:p>
+        </w:tc>
+      </w:tr>
+      <w:tr>
+        <w:tc>
+          <w:tcPr>
+            <w:tcW w:type="dxa" w:w="1800"/>
+            <w:tcMar>
+              <w:top w:type="dxa" w:w="45"/>
+              <w:left w:type="dxa" w:w="100"/>
+              <w:bottom w:type="dxa" w:w="45"/>
+              <w:right w:type="dxa" w:w="100"/>
+            </w:tcMar>
+          </w:tcPr>
+          <w:p>
+            <w:pPr>
+              <w:spacing w:after="10" w:line="228"/>
+            </w:pPr>
+            <w:r>
+              <w:rPr>
+                <w:rFonts w:ascii="Calibri" w:cs="Calibri" w:eastAsia="Calibri" w:hAnsi="Calibri"/>
+                <w:sz w:val="19"/>
+                <w:szCs w:val="19"/>
+              </w:rPr>
+              <w:t xml:space="preserve">Amp_wh</w:t>
+            </w:r>
+          </w:p>
+        </w:tc>
+        <w:tc>
+          <w:tcPr>
+            <w:tcW w:type="dxa" w:w="6260"/>
+            <w:tcMar>
+              <w:top w:type="dxa" w:w="45"/>
+              <w:left w:type="dxa" w:w="100"/>
+              <w:bottom w:type="dxa" w:w="45"/>
+              <w:right w:type="dxa" w:w="100"/>
+            </w:tcMar>
+          </w:tcPr>
+          <w:p>
+            <w:pPr>
+              <w:spacing w:after="10" w:line="228"/>
+            </w:pPr>
+            <w:r>
+              <w:rPr>
+                <w:rFonts w:ascii="Calibri" w:cs="Calibri" w:eastAsia="Calibri" w:hAnsi="Calibri"/>
+                <w:sz w:val="19"/>
+                <w:szCs w:val="19"/>
+              </w:rPr>
+              <w:t xml:space="preserve">(max - min) / 2h of the centre node over the WHOLE post-transient record. A half-range, so for a sinusoid it is the single-sided amplitude in panel thicknesses</w:t>
+            </w:r>
+          </w:p>
+        </w:tc>
+        <w:tc>
+          <w:tcPr>
+            <w:tcW w:type="dxa" w:w="1300"/>
+            <w:tcMar>
+              <w:top w:type="dxa" w:w="45"/>
+              <w:left w:type="dxa" w:w="100"/>
+              <w:bottom w:type="dxa" w:w="45"/>
+              <w:right w:type="dxa" w:w="100"/>
+            </w:tcMar>
+          </w:tcPr>
+          <w:p>
+            <w:pPr>
+              <w:spacing w:after="10" w:line="228"/>
+            </w:pPr>
+            <w:r>
+              <w:rPr>
+                <w:rFonts w:ascii="Calibri" w:cs="Calibri" w:eastAsia="Calibri" w:hAnsi="Calibri"/>
+                <w:sz w:val="19"/>
+                <w:szCs w:val="19"/>
+              </w:rPr>
+              <w:t xml:space="preserve">w/h</w:t>
+            </w:r>
+          </w:p>
+        </w:tc>
+      </w:tr>
+      <w:tr>
+        <w:tc>
+          <w:tcPr>
+            <w:tcW w:type="dxa" w:w="1800"/>
+            <w:shd w:fill="F7F9FC" w:val="clear"/>
+            <w:tcMar>
+              <w:top w:type="dxa" w:w="45"/>
+              <w:left w:type="dxa" w:w="100"/>
+              <w:bottom w:type="dxa" w:w="45"/>
+              <w:right w:type="dxa" w:w="100"/>
+            </w:tcMar>
+          </w:tcPr>
+          <w:p>
+            <w:pPr>
+              <w:spacing w:after="10" w:line="228"/>
+            </w:pPr>
+            <w:r>
+              <w:rPr>
+                <w:rFonts w:ascii="Calibri" w:cs="Calibri" w:eastAsia="Calibri" w:hAnsi="Calibri"/>
+                <w:sz w:val="19"/>
+                <w:szCs w:val="19"/>
+              </w:rPr>
+              <w:t xml:space="preserve">amp_last</w:t>
+            </w:r>
+          </w:p>
+        </w:tc>
+        <w:tc>
+          <w:tcPr>
+            <w:tcW w:type="dxa" w:w="6260"/>
+            <w:shd w:fill="F7F9FC" w:val="clear"/>
+            <w:tcMar>
+              <w:top w:type="dxa" w:w="45"/>
+              <w:left w:type="dxa" w:w="100"/>
+              <w:bottom w:type="dxa" w:w="45"/>
+              <w:right w:type="dxa" w:w="100"/>
+            </w:tcMar>
+          </w:tcPr>
+          <w:p>
+            <w:pPr>
+              <w:spacing w:after="10" w:line="228"/>
+            </w:pPr>
+            <w:r>
+              <w:rPr>
+                <w:rFonts w:ascii="Calibri" w:cs="Calibri" w:eastAsia="Calibri" w:hAnsi="Calibri"/>
+                <w:sz w:val="19"/>
+                <w:szCs w:val="19"/>
+              </w:rPr>
+              <w:t xml:space="preserve">mean window amplitude over the last half of the record. This is the amplitude the label describes</w:t>
+            </w:r>
+          </w:p>
+        </w:tc>
+        <w:tc>
+          <w:tcPr>
+            <w:tcW w:type="dxa" w:w="1300"/>
+            <w:shd w:fill="F7F9FC" w:val="clear"/>
+            <w:tcMar>
+              <w:top w:type="dxa" w:w="45"/>
+              <w:left w:type="dxa" w:w="100"/>
+              <w:bottom w:type="dxa" w:w="45"/>
+              <w:right w:type="dxa" w:w="100"/>
+            </w:tcMar>
+          </w:tcPr>
+          <w:p>
+            <w:pPr>
+              <w:spacing w:after="10" w:line="228"/>
+            </w:pPr>
+            <w:r>
+              <w:rPr>
+                <w:rFonts w:ascii="Calibri" w:cs="Calibri" w:eastAsia="Calibri" w:hAnsi="Calibri"/>
+                <w:sz w:val="19"/>
+                <w:szCs w:val="19"/>
+              </w:rPr>
+              <w:t xml:space="preserve">w/h</w:t>
+            </w:r>
+          </w:p>
+        </w:tc>
+      </w:tr>
+      <w:tr>
+        <w:tc>
+          <w:tcPr>
+            <w:tcW w:type="dxa" w:w="1800"/>
+            <w:tcMar>
+              <w:top w:type="dxa" w:w="45"/>
+              <w:left w:type="dxa" w:w="100"/>
+              <w:bottom w:type="dxa" w:w="45"/>
+              <w:right w:type="dxa" w:w="100"/>
+            </w:tcMar>
+          </w:tcPr>
+          <w:p>
+            <w:pPr>
+              <w:spacing w:after="10" w:line="228"/>
+            </w:pPr>
+            <w:r>
+              <w:rPr>
+                <w:rFonts w:ascii="Calibri" w:cs="Calibri" w:eastAsia="Calibri" w:hAnsi="Calibri"/>
+                <w:sz w:val="19"/>
+                <w:szCs w:val="19"/>
+              </w:rPr>
+              <w:t xml:space="preserve">Freq</w:t>
+            </w:r>
+          </w:p>
+        </w:tc>
+        <w:tc>
+          <w:tcPr>
+            <w:tcW w:type="dxa" w:w="6260"/>
+            <w:tcMar>
+              <w:top w:type="dxa" w:w="45"/>
+              <w:left w:type="dxa" w:w="100"/>
+              <w:bottom w:type="dxa" w:w="45"/>
+              <w:right w:type="dxa" w:w="100"/>
+            </w:tcMar>
+          </w:tcPr>
+          <w:p>
+            <w:pPr>
+              <w:spacing w:after="10" w:line="228"/>
+            </w:pPr>
+            <w:r>
+              <w:rPr>
+                <w:rFonts w:ascii="Calibri" w:cs="Calibri" w:eastAsia="Calibri" w:hAnsi="Calibri"/>
+                <w:sz w:val="19"/>
+                <w:szCs w:val="19"/>
+              </w:rPr>
+              <w:t xml:space="preserve">dominant frequency of the centre-node spectrum</w:t>
+            </w:r>
+          </w:p>
+        </w:tc>
+        <w:tc>
+          <w:tcPr>
+            <w:tcW w:type="dxa" w:w="1300"/>
+            <w:tcMar>
+              <w:top w:type="dxa" w:w="45"/>
+              <w:left w:type="dxa" w:w="100"/>
+              <w:bottom w:type="dxa" w:w="45"/>
+              <w:right w:type="dxa" w:w="100"/>
+            </w:tcMar>
+          </w:tcPr>
+          <w:p>
+            <w:pPr>
+              <w:spacing w:after="10" w:line="228"/>
+            </w:pPr>
+            <w:r>
+              <w:rPr>
+                <w:rFonts w:ascii="Calibri" w:cs="Calibri" w:eastAsia="Calibri" w:hAnsi="Calibri"/>
+                <w:sz w:val="19"/>
+                <w:szCs w:val="19"/>
+              </w:rPr>
+              <w:t xml:space="preserve">Hz</w:t>
+            </w:r>
+          </w:p>
+        </w:tc>
+      </w:tr>
+      <w:tr>
+        <w:tc>
+          <w:tcPr>
+            <w:tcW w:type="dxa" w:w="1800"/>
+            <w:shd w:fill="F7F9FC" w:val="clear"/>
+            <w:tcMar>
+              <w:top w:type="dxa" w:w="45"/>
+              <w:left w:type="dxa" w:w="100"/>
+              <w:bottom w:type="dxa" w:w="45"/>
+              <w:right w:type="dxa" w:w="100"/>
+            </w:tcMar>
+          </w:tcPr>
+          <w:p>
+            <w:pPr>
+              <w:spacing w:after="10" w:line="228"/>
+            </w:pPr>
+            <w:r>
+              <w:rPr>
+                <w:rFonts w:ascii="Calibri" w:cs="Calibri" w:eastAsia="Calibri" w:hAnsi="Calibri"/>
+                <w:sz w:val="19"/>
+                <w:szCs w:val="19"/>
+              </w:rPr>
+              <w:t xml:space="preserve">pfrac</w:t>
+            </w:r>
+          </w:p>
+        </w:tc>
+        <w:tc>
+          <w:tcPr>
+            <w:tcW w:type="dxa" w:w="6260"/>
+            <w:shd w:fill="F7F9FC" w:val="clear"/>
+            <w:tcMar>
+              <w:top w:type="dxa" w:w="45"/>
+              <w:left w:type="dxa" w:w="100"/>
+              <w:bottom w:type="dxa" w:w="45"/>
+              <w:right w:type="dxa" w:w="100"/>
+            </w:tcMar>
+          </w:tcPr>
+          <w:p>
+            <w:pPr>
+              <w:spacing w:after="10" w:line="228"/>
+            </w:pPr>
+            <w:r>
+              <w:rPr>
+                <w:rFonts w:ascii="Calibri" w:cs="Calibri" w:eastAsia="Calibri" w:hAnsi="Calibri"/>
+                <w:sz w:val="19"/>
+                <w:szCs w:val="19"/>
+              </w:rPr>
+              <w:t xml:space="preserve">power within +/-5% of the peak frequency, over the total</w:t>
+            </w:r>
+          </w:p>
+        </w:tc>
+        <w:tc>
+          <w:tcPr>
+            <w:tcW w:type="dxa" w:w="1300"/>
+            <w:shd w:fill="F7F9FC" w:val="clear"/>
+            <w:tcMar>
+              <w:top w:type="dxa" w:w="45"/>
+              <w:left w:type="dxa" w:w="100"/>
+              <w:bottom w:type="dxa" w:w="45"/>
+              <w:right w:type="dxa" w:w="100"/>
+            </w:tcMar>
+          </w:tcPr>
+          <w:p>
+            <w:pPr>
+              <w:spacing w:after="10" w:line="228"/>
+            </w:pPr>
+            <w:r>
+              <w:rPr>
+                <w:rFonts w:ascii="Calibri" w:cs="Calibri" w:eastAsia="Calibri" w:hAnsi="Calibri"/>
+                <w:sz w:val="19"/>
+                <w:szCs w:val="19"/>
+              </w:rPr>
+              <w:t xml:space="preserve">-</w:t>
+            </w:r>
+          </w:p>
+        </w:tc>
+      </w:tr>
+      <w:tr>
+        <w:tc>
+          <w:tcPr>
+            <w:tcW w:type="dxa" w:w="1800"/>
+            <w:tcMar>
+              <w:top w:type="dxa" w:w="45"/>
+              <w:left w:type="dxa" w:w="100"/>
+              <w:bottom w:type="dxa" w:w="45"/>
+              <w:right w:type="dxa" w:w="100"/>
+            </w:tcMar>
+          </w:tcPr>
+          <w:p>
+            <w:pPr>
+              <w:spacing w:after="10" w:line="228"/>
+            </w:pPr>
+            <w:r>
+              <w:rPr>
+                <w:rFonts w:ascii="Calibri" w:cs="Calibri" w:eastAsia="Calibri" w:hAnsi="Calibri"/>
+                <w:sz w:val="19"/>
+                <w:szCs w:val="19"/>
+              </w:rPr>
+              <w:t xml:space="preserve">MeanPeak</w:t>
+            </w:r>
+          </w:p>
+        </w:tc>
+        <w:tc>
+          <w:tcPr>
+            <w:tcW w:type="dxa" w:w="6260"/>
+            <w:tcMar>
+              <w:top w:type="dxa" w:w="45"/>
+              <w:left w:type="dxa" w:w="100"/>
+              <w:bottom w:type="dxa" w:w="45"/>
+              <w:right w:type="dxa" w:w="100"/>
+            </w:tcMar>
+          </w:tcPr>
+          <w:p>
+            <w:pPr>
+              <w:spacing w:after="10" w:line="228"/>
+            </w:pPr>
+            <w:r>
+              <w:rPr>
+                <w:rFonts w:ascii="Calibri" w:cs="Calibri" w:eastAsia="Calibri" w:hAnsi="Calibri"/>
+                <w:sz w:val="19"/>
+                <w:szCs w:val="19"/>
+              </w:rPr>
+              <w:t xml:space="preserve">largest time-mean deflection anywhere on the panel</w:t>
+            </w:r>
+          </w:p>
+        </w:tc>
+        <w:tc>
+          <w:tcPr>
+            <w:tcW w:type="dxa" w:w="1300"/>
+            <w:tcMar>
+              <w:top w:type="dxa" w:w="45"/>
+              <w:left w:type="dxa" w:w="100"/>
+              <w:bottom w:type="dxa" w:w="45"/>
+              <w:right w:type="dxa" w:w="100"/>
+            </w:tcMar>
+          </w:tcPr>
+          <w:p>
+            <w:pPr>
+              <w:spacing w:after="10" w:line="228"/>
+            </w:pPr>
+            <w:r>
+              <w:rPr>
+                <w:rFonts w:ascii="Calibri" w:cs="Calibri" w:eastAsia="Calibri" w:hAnsi="Calibri"/>
+                <w:sz w:val="19"/>
+                <w:szCs w:val="19"/>
+              </w:rPr>
+              <w:t xml:space="preserve">mm</w:t>
+            </w:r>
+          </w:p>
+        </w:tc>
+      </w:tr>
+      <w:tr>
+        <w:tc>
+          <w:tcPr>
+            <w:tcW w:type="dxa" w:w="1800"/>
+            <w:shd w:fill="F7F9FC" w:val="clear"/>
+            <w:tcMar>
+              <w:top w:type="dxa" w:w="45"/>
+              <w:left w:type="dxa" w:w="100"/>
+              <w:bottom w:type="dxa" w:w="45"/>
+              <w:right w:type="dxa" w:w="100"/>
+            </w:tcMar>
+          </w:tcPr>
+          <w:p>
+            <w:pPr>
+              <w:spacing w:after="10" w:line="228"/>
+            </w:pPr>
+            <w:r>
+              <w:rPr>
+                <w:rFonts w:ascii="Calibri" w:cs="Calibri" w:eastAsia="Calibri" w:hAnsi="Calibri"/>
+                <w:sz w:val="19"/>
+                <w:szCs w:val="19"/>
+              </w:rPr>
+              <w:t xml:space="preserve">StdPeak</w:t>
+            </w:r>
+          </w:p>
+        </w:tc>
+        <w:tc>
+          <w:tcPr>
+            <w:tcW w:type="dxa" w:w="6260"/>
+            <w:shd w:fill="F7F9FC" w:val="clear"/>
+            <w:tcMar>
+              <w:top w:type="dxa" w:w="45"/>
+              <w:left w:type="dxa" w:w="100"/>
+              <w:bottom w:type="dxa" w:w="45"/>
+              <w:right w:type="dxa" w:w="100"/>
+            </w:tcMar>
+          </w:tcPr>
+          <w:p>
+            <w:pPr>
+              <w:spacing w:after="10" w:line="228"/>
+            </w:pPr>
+            <w:r>
+              <w:rPr>
+                <w:rFonts w:ascii="Calibri" w:cs="Calibri" w:eastAsia="Calibri" w:hAnsi="Calibri"/>
+                <w:sz w:val="19"/>
+                <w:szCs w:val="19"/>
+              </w:rPr>
+              <w:t xml:space="preserve">largest time-std of deflection anywhere on the panel</w:t>
+            </w:r>
+          </w:p>
+        </w:tc>
+        <w:tc>
+          <w:tcPr>
+            <w:tcW w:type="dxa" w:w="1300"/>
+            <w:shd w:fill="F7F9FC" w:val="clear"/>
+            <w:tcMar>
+              <w:top w:type="dxa" w:w="45"/>
+              <w:left w:type="dxa" w:w="100"/>
+              <w:bottom w:type="dxa" w:w="45"/>
+              <w:right w:type="dxa" w:w="100"/>
+            </w:tcMar>
+          </w:tcPr>
+          <w:p>
+            <w:pPr>
+              <w:spacing w:after="10" w:line="228"/>
+            </w:pPr>
+            <w:r>
+              <w:rPr>
+                <w:rFonts w:ascii="Calibri" w:cs="Calibri" w:eastAsia="Calibri" w:hAnsi="Calibri"/>
+                <w:sz w:val="19"/>
+                <w:szCs w:val="19"/>
+              </w:rPr>
+              <w:t xml:space="preserve">mm</w:t>
+            </w:r>
+          </w:p>
+        </w:tc>
+      </w:tr>
+      <w:tr>
+        <w:tc>
+          <w:tcPr>
+            <w:tcW w:type="dxa" w:w="1800"/>
+            <w:tcMar>
+              <w:top w:type="dxa" w:w="45"/>
+              <w:left w:type="dxa" w:w="100"/>
+              <w:bottom w:type="dxa" w:w="45"/>
+              <w:right w:type="dxa" w:w="100"/>
+            </w:tcMar>
+          </w:tcPr>
+          <w:p>
+            <w:pPr>
+              <w:spacing w:after="10" w:line="228"/>
+            </w:pPr>
+            <w:r>
+              <w:rPr>
+                <w:rFonts w:ascii="Calibri" w:cs="Calibri" w:eastAsia="Calibri" w:hAnsi="Calibri"/>
+                <w:sz w:val="19"/>
+                <w:szCs w:val="19"/>
+              </w:rPr>
+              <w:t xml:space="preserve">MeanRMSE</w:t>
+            </w:r>
+          </w:p>
+        </w:tc>
+        <w:tc>
+          <w:tcPr>
+            <w:tcW w:type="dxa" w:w="6260"/>
+            <w:tcMar>
+              <w:top w:type="dxa" w:w="45"/>
+              <w:left w:type="dxa" w:w="100"/>
+              <w:bottom w:type="dxa" w:w="45"/>
+              <w:right w:type="dxa" w:w="100"/>
+            </w:tcMar>
+          </w:tcPr>
+          <w:p>
+            <w:pPr>
+              <w:spacing w:after="10" w:line="228"/>
+            </w:pPr>
+            <w:r>
+              <w:rPr>
+                <w:rFonts w:ascii="Calibri" w:cs="Calibri" w:eastAsia="Calibri" w:hAnsi="Calibri"/>
+                <w:sz w:val="19"/>
+                <w:szCs w:val="19"/>
+              </w:rPr>
+              <w:t xml:space="preserve">norm(model mean field - DIC mean field) / norm(DIC mean field)</w:t>
+            </w:r>
+          </w:p>
+        </w:tc>
+        <w:tc>
+          <w:tcPr>
+            <w:tcW w:type="dxa" w:w="1300"/>
+            <w:tcMar>
+              <w:top w:type="dxa" w:w="45"/>
+              <w:left w:type="dxa" w:w="100"/>
+              <w:bottom w:type="dxa" w:w="45"/>
+              <w:right w:type="dxa" w:w="100"/>
+            </w:tcMar>
+          </w:tcPr>
+          <w:p>
+            <w:pPr>
+              <w:spacing w:after="10" w:line="228"/>
+            </w:pPr>
+            <w:r>
+              <w:rPr>
+                <w:rFonts w:ascii="Calibri" w:cs="Calibri" w:eastAsia="Calibri" w:hAnsi="Calibri"/>
+                <w:sz w:val="19"/>
+                <w:szCs w:val="19"/>
+              </w:rPr>
+              <w:t xml:space="preserve">-</w:t>
+            </w:r>
+          </w:p>
+        </w:tc>
+      </w:tr>
+      <w:tr>
+        <w:tc>
+          <w:tcPr>
+            <w:tcW w:type="dxa" w:w="1800"/>
+            <w:shd w:fill="F7F9FC" w:val="clear"/>
+            <w:tcMar>
+              <w:top w:type="dxa" w:w="45"/>
+              <w:left w:type="dxa" w:w="100"/>
+              <w:bottom w:type="dxa" w:w="45"/>
+              <w:right w:type="dxa" w:w="100"/>
+            </w:tcMar>
+          </w:tcPr>
+          <w:p>
+            <w:pPr>
+              <w:spacing w:after="10" w:line="228"/>
+            </w:pPr>
+            <w:r>
+              <w:rPr>
+                <w:rFonts w:ascii="Calibri" w:cs="Calibri" w:eastAsia="Calibri" w:hAnsi="Calibri"/>
+                <w:sz w:val="19"/>
+                <w:szCs w:val="19"/>
+              </w:rPr>
+              <w:t xml:space="preserve">StdRMSE</w:t>
+            </w:r>
+          </w:p>
+        </w:tc>
+        <w:tc>
+          <w:tcPr>
+            <w:tcW w:type="dxa" w:w="6260"/>
+            <w:shd w:fill="F7F9FC" w:val="clear"/>
+            <w:tcMar>
+              <w:top w:type="dxa" w:w="45"/>
+              <w:left w:type="dxa" w:w="100"/>
+              <w:bottom w:type="dxa" w:w="45"/>
+              <w:right w:type="dxa" w:w="100"/>
+            </w:tcMar>
+          </w:tcPr>
+          <w:p>
+            <w:pPr>
+              <w:spacing w:after="10" w:line="228"/>
+            </w:pPr>
+            <w:r>
+              <w:rPr>
+                <w:rFonts w:ascii="Calibri" w:cs="Calibri" w:eastAsia="Calibri" w:hAnsi="Calibri"/>
+                <w:sz w:val="19"/>
+                <w:szCs w:val="19"/>
+              </w:rPr>
+              <w:t xml:space="preserve">the same for the std field</w:t>
+            </w:r>
+          </w:p>
+        </w:tc>
+        <w:tc>
+          <w:tcPr>
+            <w:tcW w:type="dxa" w:w="1300"/>
+            <w:shd w:fill="F7F9FC" w:val="clear"/>
+            <w:tcMar>
+              <w:top w:type="dxa" w:w="45"/>
+              <w:left w:type="dxa" w:w="100"/>
+              <w:bottom w:type="dxa" w:w="45"/>
+              <w:right w:type="dxa" w:w="100"/>
+            </w:tcMar>
+          </w:tcPr>
+          <w:p>
+            <w:pPr>
+              <w:spacing w:after="10" w:line="228"/>
+            </w:pPr>
+            <w:r>
+              <w:rPr>
+                <w:rFonts w:ascii="Calibri" w:cs="Calibri" w:eastAsia="Calibri" w:hAnsi="Calibri"/>
+                <w:sz w:val="19"/>
+                <w:szCs w:val="19"/>
+              </w:rPr>
+              <w:t xml:space="preserve">-</w:t>
+            </w:r>
+          </w:p>
+        </w:tc>
+      </w:tr>
+      <w:tr>
+        <w:tc>
+          <w:tcPr>
+            <w:tcW w:type="dxa" w:w="1800"/>
+            <w:tcMar>
+              <w:top w:type="dxa" w:w="45"/>
+              <w:left w:type="dxa" w:w="100"/>
+              <w:bottom w:type="dxa" w:w="45"/>
+              <w:right w:type="dxa" w:w="100"/>
+            </w:tcMar>
+          </w:tcPr>
+          <w:p>
+            <w:pPr>
+              <w:spacing w:after="10" w:line="228"/>
+            </w:pPr>
+            <w:r>
+              <w:rPr>
+                <w:rFonts w:ascii="Calibri" w:cs="Calibri" w:eastAsia="Calibri" w:hAnsi="Calibri"/>
+                <w:sz w:val="19"/>
+                <w:szCs w:val="19"/>
+              </w:rPr>
+              <w:t xml:space="preserve">signflip</w:t>
+            </w:r>
+          </w:p>
+        </w:tc>
+        <w:tc>
+          <w:tcPr>
+            <w:tcW w:type="dxa" w:w="6260"/>
+            <w:tcMar>
+              <w:top w:type="dxa" w:w="45"/>
+              <w:left w:type="dxa" w:w="100"/>
+              <w:bottom w:type="dxa" w:w="45"/>
+              <w:right w:type="dxa" w:w="100"/>
+            </w:tcMar>
+          </w:tcPr>
+          <w:p>
+            <w:pPr>
+              <w:spacing w:after="10" w:line="228"/>
+            </w:pPr>
+            <w:r>
+              <w:rPr>
+                <w:rFonts w:ascii="Calibri" w:cs="Calibri" w:eastAsia="Calibri" w:hAnsi="Calibri"/>
+                <w:sz w:val="19"/>
+                <w:szCs w:val="19"/>
+              </w:rPr>
+              <w:t xml:space="preserve">+1 or -1: which orientation was used to match the DIC sign</w:t>
+            </w:r>
+          </w:p>
+        </w:tc>
+        <w:tc>
+          <w:tcPr>
+            <w:tcW w:type="dxa" w:w="1300"/>
+            <w:tcMar>
+              <w:top w:type="dxa" w:w="45"/>
+              <w:left w:type="dxa" w:w="100"/>
+              <w:bottom w:type="dxa" w:w="45"/>
+              <w:right w:type="dxa" w:w="100"/>
+            </w:tcMar>
+          </w:tcPr>
+          <w:p>
+            <w:pPr>
+              <w:spacing w:after="10" w:line="228"/>
+            </w:pPr>
+            <w:r>
+              <w:rPr>
+                <w:rFonts w:ascii="Calibri" w:cs="Calibri" w:eastAsia="Calibri" w:hAnsi="Calibri"/>
+                <w:sz w:val="19"/>
+                <w:szCs w:val="19"/>
+              </w:rPr>
+              <w:t xml:space="preserve">-</w:t>
+            </w:r>
+          </w:p>
+        </w:tc>
+      </w:tr>
+    </w:tbl>
+    <w:p>
+      <w:pPr>
+        <w:spacing w:after="90" w:line="252"/>
+      </w:pPr>
+      <w:r>
+        <w:rPr>
+          <w:rFonts w:ascii="Calibri" w:cs="Calibri" w:eastAsia="Calibri" w:hAnsi="Calibri"/>
+          <w:b/>
+          <w:bCs/>
+          <w:sz w:val="21"/>
+          <w:szCs w:val="21"/>
+        </w:rPr>
+        <w:t xml:space="preserve">Amp_wh and amp_last are not the same thing</w:t>
+      </w:r>
+      <w:r>
+        <w:rPr>
+          <w:rFonts w:ascii="Calibri" w:cs="Calibri" w:eastAsia="Calibri" w:hAnsi="Calibri"/>
+          <w:sz w:val="21"/>
+          <w:szCs w:val="21"/>
+        </w:rPr>
+        <w:t xml:space="preserve">, and the difference matters on a figure. Amp_wh covers the whole post-transient record while the label comes from the final window, so on a point that oscillated and then died Amp_wh stays large while the label reads static. The map therefore plots amp_last beside the label panel, so the two cannot contradict each other; Amp_wh is still in the results table.</w:t>
+      </w:r>
+    </w:p>
+    <w:p>
+      <w:pPr>
+        <w:spacing w:after="90" w:line="252"/>
+      </w:pPr>
+      <w:r>
+        <w:rPr>
+          <w:rFonts w:ascii="Calibri" w:cs="Calibri" w:eastAsia="Calibri" w:hAnsi="Calibri"/>
+          <w:sz w:val="21"/>
+          <w:szCs w:val="21"/>
+        </w:rPr>
+        <w:t xml:space="preserve">The classification uses none of MeanPeak, StdPeak, MeanRMSE or StdRMSE. Those exist to compare against the measurement. Labels come only from the centre-node window analysis.</w:t>
+      </w:r>
+    </w:p>
+    <w:p>
+      <w:pPr>
+        <w:spacing w:after="90" w:line="252"/>
+      </w:pPr>
+      <w:r>
+        <w:rPr>
+          <w:rFonts w:ascii="Calibri" w:cs="Calibri" w:eastAsia="Calibri" w:hAnsi="Calibri"/>
+          <w:sz w:val="21"/>
+          <w:szCs w:val="21"/>
+        </w:rPr>
+        <w:t xml:space="preserve">CODES.md carries the rest: the point-list columns, the initial-condition tags, every configuration value that is a name rather than a number, the files a run writes, and where kPa becomes Pa.</w:t>
+      </w:r>
+    </w:p>
+    <w:p>
+      <w:pPr>
+        <w:pStyle w:val="Heading1"/>
+        <w:spacing w:after="110" w:before="240"/>
+      </w:pPr>
+      <w:r>
+        <w:rPr>
+          <w:rFonts w:ascii="Calibri" w:cs="Calibri" w:eastAsia="Calibri" w:hAnsi="Calibri"/>
+          <w:b/>
+          <w:bCs/>
+          <w:color w:val="1F3864"/>
+          <w:sz w:val="28"/>
+          <w:szCs w:val="28"/>
+        </w:rPr>
+        <w:t xml:space="preserve">10. Adding something new</w:t>
+      </w:r>
+    </w:p>
+    <w:p>
+      <w:pPr>
+        <w:pStyle w:val="Heading2"/>
+        <w:spacing w:after="70" w:before="170"/>
+      </w:pPr>
+      <w:r>
+        <w:rPr>
+          <w:rFonts w:ascii="Calibri" w:cs="Calibri" w:eastAsia="Calibri" w:hAnsi="Calibri"/>
+          <w:b/>
+          <w:bCs/>
+          <w:color w:val="2E5496"/>
+          <w:sz w:val="23"/>
+          <w:szCs w:val="23"/>
+        </w:rPr>
+        <w:t xml:space="preserve">10.1 A new case (new CFD or new experiment)</w:t>
+      </w:r>
+    </w:p>
+    <w:p>
+      <w:pPr>
+        <w:shd w:fill="F2F2F2" w:val="clear"/>
+        <w:spacing w:after="0" w:before="50" w:line="228"/>
+        <w:ind w:left="240"/>
+      </w:pPr>
+      <w:r>
+        <w:rPr>
+          <w:rFonts w:ascii="Consolas" w:cs="Consolas" w:eastAsia="Consolas" w:hAnsi="Consolas"/>
+          <w:sz w:val="17"/>
+          <w:szCs w:val="17"/>
+        </w:rPr>
+        <w:t xml:space="preserve">1. mkdir cases/&lt;new_case_id&gt;/{aero,ref,rom}</w:t>
+      </w:r>
+    </w:p>
+    <w:p>
+      <w:pPr>
+        <w:shd w:fill="F2F2F2" w:val="clear"/>
+        <w:spacing w:after="0" w:before="0" w:line="228"/>
+        <w:ind w:left="240"/>
+      </w:pPr>
+      <w:r>
+        <w:rPr>
+          <w:rFonts w:ascii="Consolas" w:cs="Consolas" w:eastAsia="Consolas" w:hAnsi="Consolas"/>
+          <w:sz w:val="17"/>
+          <w:szCs w:val="17"/>
+        </w:rPr>
+        <w:t xml:space="preserve">2. Drop the two Fluent exports into aero/ and the measured results into ref/.</w:t>
+      </w:r>
+    </w:p>
+    <w:p>
+      <w:pPr>
+        <w:shd w:fill="F2F2F2" w:val="clear"/>
+        <w:spacing w:after="0" w:before="0" w:line="228"/>
+        <w:ind w:left="240"/>
+      </w:pPr>
+      <w:r>
+        <w:rPr>
+          <w:rFonts w:ascii="Consolas" w:cs="Consolas" w:eastAsia="Consolas" w:hAnsi="Consolas"/>
+          <w:sz w:val="17"/>
+          <w:szCs w:val="17"/>
+        </w:rPr>
+        <w:t xml:space="preserve">3. Copy an existing case.json, edit the numbers and the two file names.</w:t>
+      </w:r>
+    </w:p>
+    <w:p>
+      <w:pPr>
+        <w:shd w:fill="F2F2F2" w:val="clear"/>
+        <w:spacing w:after="0" w:before="0" w:line="228"/>
+        <w:ind w:left="240"/>
+      </w:pPr>
+      <w:r>
+        <w:rPr>
+          <w:rFonts w:ascii="Consolas" w:cs="Consolas" w:eastAsia="Consolas" w:hAnsi="Consolas"/>
+          <w:sz w:val="17"/>
+          <w:szCs w:val="17"/>
+        </w:rPr>
+        <w:t xml:space="preserve">4. qs_build_aero('&lt;new_case_id&gt;')   and READ the implied T0 line it prints.</w:t>
+      </w:r>
+    </w:p>
+    <w:p>
+      <w:pPr>
+        <w:shd w:fill="F2F2F2" w:val="clear"/>
+        <w:spacing w:after="120" w:before="0" w:line="228"/>
+        <w:ind w:left="240"/>
+      </w:pPr>
+      <w:r>
+        <w:rPr>
+          <w:rFonts w:ascii="Consolas" w:cs="Consolas" w:eastAsia="Consolas" w:hAnsi="Consolas"/>
+          <w:sz w:val="17"/>
+          <w:szCs w:val="17"/>
+        </w:rPr>
+        <w:t xml:space="preserve">5. Done. Every existing study now works on this case.</w:t>
+      </w:r>
+    </w:p>
+    <w:p>
+      <w:pPr>
+        <w:pStyle w:val="Heading2"/>
+        <w:spacing w:after="70" w:before="170"/>
+      </w:pPr>
+      <w:r>
+        <w:rPr>
+          <w:rFonts w:ascii="Calibri" w:cs="Calibri" w:eastAsia="Calibri" w:hAnsi="Calibri"/>
+          <w:b/>
+          <w:bCs/>
+          <w:color w:val="2E5496"/>
+          <w:sz w:val="23"/>
+          <w:szCs w:val="23"/>
+        </w:rPr>
+        <w:t xml:space="preserve">10.2 A new study (new grid, duration, or thresholds)</w:t>
+      </w:r>
+    </w:p>
+    <w:p>
+      <w:pPr>
+        <w:shd w:fill="F2F2F2" w:val="clear"/>
+        <w:spacing w:after="0" w:before="50" w:line="228"/>
+        <w:ind w:left="240"/>
+      </w:pPr>
+      <w:r>
+        <w:rPr>
+          <w:rFonts w:ascii="Consolas" w:cs="Consolas" w:eastAsia="Consolas" w:hAnsi="Consolas"/>
+          <w:sz w:val="17"/>
+          <w:szCs w:val="17"/>
+        </w:rPr>
+        <w:t xml:space="preserve">1. Copy studies/sweep_coarse_v1.json to studies/&lt;new_name&gt;.json</w:t>
+      </w:r>
+    </w:p>
+    <w:p>
+      <w:pPr>
+        <w:shd w:fill="F2F2F2" w:val="clear"/>
+        <w:spacing w:after="0" w:before="0" w:line="228"/>
+        <w:ind w:left="240"/>
+      </w:pPr>
+      <w:r>
+        <w:rPr>
+          <w:rFonts w:ascii="Consolas" w:cs="Consolas" w:eastAsia="Consolas" w:hAnsi="Consolas"/>
+          <w:sz w:val="17"/>
+          <w:szCs w:val="17"/>
+        </w:rPr>
+        <w:t xml:space="preserve">2. Change study_id inside it to match the file name.</w:t>
+      </w:r>
+    </w:p>
+    <w:p>
+      <w:pPr>
+        <w:shd w:fill="F2F2F2" w:val="clear"/>
+        <w:spacing w:after="0" w:before="0" w:line="228"/>
+        <w:ind w:left="240"/>
+      </w:pPr>
+      <w:r>
+        <w:rPr>
+          <w:rFonts w:ascii="Consolas" w:cs="Consolas" w:eastAsia="Consolas" w:hAnsi="Consolas"/>
+          <w:sz w:val="17"/>
+          <w:szCs w:val="17"/>
+        </w:rPr>
+        <w:t xml:space="preserve">3. Edit whatever you are changing. Leave everything else out --</w:t>
+      </w:r>
+    </w:p>
+    <w:p>
+      <w:pPr>
+        <w:shd w:fill="F2F2F2" w:val="clear"/>
+        <w:spacing w:after="0" w:before="0" w:line="228"/>
+        <w:ind w:left="240"/>
+      </w:pPr>
+      <w:r>
+        <w:rPr>
+          <w:rFonts w:ascii="Consolas" w:cs="Consolas" w:eastAsia="Consolas" w:hAnsi="Consolas"/>
+          <w:sz w:val="17"/>
+          <w:szCs w:val="17"/>
+        </w:rPr>
+        <w:t xml:space="preserve">   anything absent is inherited from defaults.json and case.json.</w:t>
+      </w:r>
+    </w:p>
+    <w:p>
+      <w:pPr>
+        <w:shd w:fill="F2F2F2" w:val="clear"/>
+        <w:spacing w:after="120" w:before="0" w:line="228"/>
+        <w:ind w:left="240"/>
+      </w:pPr>
+      <w:r>
+        <w:rPr>
+          <w:rFonts w:ascii="Consolas" w:cs="Consolas" w:eastAsia="Consolas" w:hAnsi="Consolas"/>
+          <w:sz w:val="17"/>
+          <w:szCs w:val="17"/>
+        </w:rPr>
+        <w:t xml:space="preserve">4. qs_init_study(&lt;case&gt;, '&lt;new_name&gt;')  and run it.</w:t>
+      </w:r>
+    </w:p>
+    <w:p>
+      <w:pPr>
+        <w:spacing w:after="90" w:line="252"/>
+      </w:pPr>
+      <w:r>
+        <w:rPr>
+          <w:rFonts w:ascii="Calibri" w:cs="Calibri" w:eastAsia="Calibri" w:hAnsi="Calibri"/>
+          <w:sz w:val="21"/>
+          <w:szCs w:val="21"/>
+        </w:rPr>
+        <w:t xml:space="preserve">Version the name rather than editing a study that already has results against it: sweep_coarse_v2 instead of editing v1. Results are stored under the study name, so a new name means a clean results folder and no ambiguity about which settings produced what.</w:t>
+      </w:r>
+    </w:p>
+    <w:p>
+      <w:pPr>
+        <w:pStyle w:val="Heading2"/>
+        <w:spacing w:after="70" w:before="170"/>
+      </w:pPr>
+      <w:r>
+        <w:rPr>
+          <w:rFonts w:ascii="Calibri" w:cs="Calibri" w:eastAsia="Calibri" w:hAnsi="Calibri"/>
+          <w:b/>
+          <w:bCs/>
+          <w:color w:val="2E5496"/>
+          <w:sz w:val="23"/>
+          <w:szCs w:val="23"/>
+        </w:rPr>
+        <w:t xml:space="preserve">10.3 A genuinely new kind of run</w:t>
+      </w:r>
+    </w:p>
+    <w:p>
+      <w:pPr>
+        <w:spacing w:after="90" w:line="252"/>
+      </w:pPr>
+      <w:r>
+        <w:rPr>
+          <w:rFonts w:ascii="Calibri" w:cs="Calibri" w:eastAsia="Calibri" w:hAnsi="Calibri"/>
+          <w:sz w:val="21"/>
+          <w:szCs w:val="21"/>
+        </w:rPr>
+        <w:t xml:space="preserve">There are currently two modes, </w:t>
+      </w:r>
+      <w:r>
+        <w:rPr>
+          <w:rFonts w:ascii="Consolas" w:cs="Consolas" w:eastAsia="Consolas" w:hAnsi="Consolas"/>
+          <w:sz w:val="18"/>
+          <w:szCs w:val="18"/>
+        </w:rPr>
+        <w:t xml:space="preserve">"sweep"</w:t>
+      </w:r>
+      <w:r>
+        <w:rPr>
+          <w:rFonts w:ascii="Calibri" w:cs="Calibri" w:eastAsia="Calibri" w:hAnsi="Calibri"/>
+          <w:sz w:val="21"/>
+          <w:szCs w:val="21"/>
+        </w:rPr>
+        <w:t xml:space="preserve"> and </w:t>
+      </w:r>
+      <w:r>
+        <w:rPr>
+          <w:rFonts w:ascii="Consolas" w:cs="Consolas" w:eastAsia="Consolas" w:hAnsi="Consolas"/>
+          <w:sz w:val="18"/>
+          <w:szCs w:val="18"/>
+        </w:rPr>
+        <w:t xml:space="preserve">"long"</w:t>
+      </w:r>
+      <w:r>
+        <w:rPr>
+          <w:rFonts w:ascii="Calibri" w:cs="Calibri" w:eastAsia="Calibri" w:hAnsi="Calibri"/>
+          <w:sz w:val="21"/>
+          <w:szCs w:val="21"/>
+        </w:rPr>
+        <w:t xml:space="preserve">. Adding a third — an initial-condition study that runs each operating point from two different starting deflections, say — takes three small pieces and touches nothing else:</w:t>
+      </w:r>
+    </w:p>
+    <w:p>
+      <w:pPr>
+        <w:pStyle w:val="ListParagraph"/>
+        <w:numPr>
+          <w:ilvl w:val="0"/>
+          <w:numId w:val="2"/>
+        </w:numPr>
+        <w:spacing w:after="55" w:line="252"/>
+      </w:pPr>
+      <w:r>
+        <w:rPr>
+          <w:rFonts w:ascii="Calibri" w:cs="Calibri" w:eastAsia="Calibri" w:hAnsi="Calibri"/>
+          <w:sz w:val="21"/>
+          <w:szCs w:val="21"/>
+        </w:rPr>
+        <w:t xml:space="preserve">A function that turns the study’s settings into a point list. For the example above it would emit two rows per operating point, one with ic_tag "flat" and one with "flat_neg". Because the initial condition is part of the run name, the two rows are automatically distinct.</w:t>
+      </w:r>
+    </w:p>
+    <w:p>
+      <w:pPr>
+        <w:pStyle w:val="ListParagraph"/>
+        <w:numPr>
+          <w:ilvl w:val="0"/>
+          <w:numId w:val="2"/>
+        </w:numPr>
+        <w:spacing w:after="55" w:line="252"/>
+      </w:pPr>
+      <w:r>
+        <w:rPr>
+          <w:rFonts w:ascii="Calibri" w:cs="Calibri" w:eastAsia="Calibri" w:hAnsi="Calibri"/>
+          <w:sz w:val="21"/>
+          <w:szCs w:val="21"/>
+        </w:rPr>
+        <w:t xml:space="preserve">One new branch in the </w:t>
+      </w:r>
+      <w:r>
+        <w:rPr>
+          <w:rFonts w:ascii="Consolas" w:cs="Consolas" w:eastAsia="Consolas" w:hAnsi="Consolas"/>
+          <w:sz w:val="18"/>
+          <w:szCs w:val="18"/>
+        </w:rPr>
+        <w:t xml:space="preserve">switch</w:t>
+      </w:r>
+      <w:r>
+        <w:rPr>
+          <w:rFonts w:ascii="Calibri" w:cs="Calibri" w:eastAsia="Calibri" w:hAnsi="Calibri"/>
+          <w:sz w:val="21"/>
+          <w:szCs w:val="21"/>
+        </w:rPr>
+        <w:t xml:space="preserve"> inside </w:t>
+      </w:r>
+      <w:r>
+        <w:rPr>
+          <w:rFonts w:ascii="Consolas" w:cs="Consolas" w:eastAsia="Consolas" w:hAnsi="Consolas"/>
+          <w:sz w:val="18"/>
+          <w:szCs w:val="18"/>
+        </w:rPr>
+        <w:t xml:space="preserve">qs_init_study</w:t>
+      </w:r>
+      <w:r>
+        <w:rPr>
+          <w:rFonts w:ascii="Calibri" w:cs="Calibri" w:eastAsia="Calibri" w:hAnsi="Calibri"/>
+          <w:sz w:val="21"/>
+          <w:szCs w:val="21"/>
+        </w:rPr>
+        <w:t xml:space="preserve"> that calls it.</w:t>
+      </w:r>
+    </w:p>
+    <w:p>
+      <w:pPr>
+        <w:pStyle w:val="ListParagraph"/>
+        <w:numPr>
+          <w:ilvl w:val="0"/>
+          <w:numId w:val="2"/>
+        </w:numPr>
+        <w:spacing w:after="55" w:line="252"/>
+      </w:pPr>
+      <w:r>
+        <w:rPr>
+          <w:rFonts w:ascii="Calibri" w:cs="Calibri" w:eastAsia="Calibri" w:hAnsi="Calibri"/>
+          <w:sz w:val="21"/>
+          <w:szCs w:val="21"/>
+        </w:rPr>
+        <w:t xml:space="preserve">A driver, </w:t>
+      </w:r>
+      <w:r>
+        <w:rPr>
+          <w:rFonts w:ascii="Consolas" w:cs="Consolas" w:eastAsia="Consolas" w:hAnsi="Consolas"/>
+          <w:sz w:val="18"/>
+          <w:szCs w:val="18"/>
+        </w:rPr>
+        <w:t xml:space="preserve">qs_run_&lt;mode&gt;.m</w:t>
+      </w:r>
+      <w:r>
+        <w:rPr>
+          <w:rFonts w:ascii="Calibri" w:cs="Calibri" w:eastAsia="Calibri" w:hAnsi="Calibri"/>
+          <w:sz w:val="21"/>
+          <w:szCs w:val="21"/>
+        </w:rPr>
+        <w:t xml:space="preserve">, that loads the list and calls </w:t>
+      </w:r>
+      <w:r>
+        <w:rPr>
+          <w:rFonts w:ascii="Consolas" w:cs="Consolas" w:eastAsia="Consolas" w:hAnsi="Consolas"/>
+          <w:sz w:val="18"/>
+          <w:szCs w:val="18"/>
+        </w:rPr>
+        <w:t xml:space="preserve">qs_run_point</w:t>
+      </w:r>
+      <w:r>
+        <w:rPr>
+          <w:rFonts w:ascii="Calibri" w:cs="Calibri" w:eastAsia="Calibri" w:hAnsi="Calibri"/>
+          <w:sz w:val="21"/>
+          <w:szCs w:val="21"/>
+        </w:rPr>
+        <w:t xml:space="preserve"> on each row — which is about twenty lines, because all the work is already done by the shared functions.</w:t>
+      </w:r>
+    </w:p>
+    <w:p>
+      <w:pPr>
+        <w:spacing w:after="90" w:line="252"/>
+      </w:pPr>
+      <w:r>
+        <w:rPr>
+          <w:rFonts w:ascii="Calibri" w:cs="Calibri" w:eastAsia="Calibri" w:hAnsi="Calibri"/>
+          <w:sz w:val="21"/>
+          <w:szCs w:val="21"/>
+        </w:rPr>
+        <w:t xml:space="preserve">The integration, the measurements, the classification, the merge, the plotting and the SLURM launcher all work unchanged, because none of them know or care what produced the list of runs.</w:t>
+      </w:r>
+    </w:p>
+    <w:p>
+      <w:pPr>
+        <w:pStyle w:val="Heading1"/>
+        <w:spacing w:after="110" w:before="240"/>
+      </w:pPr>
+      <w:r>
+        <w:rPr>
+          <w:rFonts w:ascii="Calibri" w:cs="Calibri" w:eastAsia="Calibri" w:hAnsi="Calibri"/>
+          <w:b/>
+          <w:bCs/>
+          <w:color w:val="1F3864"/>
+          <w:sz w:val="28"/>
+          <w:szCs w:val="28"/>
+        </w:rPr>
+        <w:t xml:space="preserve">11. Things worth remembering</w:t>
       </w:r>
     </w:p>
     <w:p>
